--- a/transcribed_interviews/brasil_silvia_koller_port_29-03-2024.docx
+++ b/transcribed_interviews/brasil_silvia_koller_port_29-03-2024.docx
@@ -348,7 +348,7 @@
           <w:color w:val="0070C0"/>
           <w:lang w:val="es-MX"/>
         </w:rPr>
-        <w:t xml:space="preserve">[00:00 - 00:00] </w:t>
+        <w:t xml:space="preserve"/>
       </w:r>
       <w:r>
         <w:rPr>
@@ -403,7 +403,7 @@
           <w:color w:val="0070C0"/>
           <w:lang w:val="es-MX"/>
         </w:rPr>
-        <w:t xml:space="preserve">[00:02 - 00:03] </w:t>
+        <w:t xml:space="preserve"/>
       </w:r>
       <w:r>
         <w:rPr>
@@ -458,7 +458,7 @@
           <w:color w:val="0070C0"/>
           <w:lang w:val="es-MX"/>
         </w:rPr>
-        <w:t xml:space="preserve">[00:03 - 00:10] </w:t>
+        <w:t xml:space="preserve"/>
       </w:r>
       <w:r>
         <w:rPr>
@@ -513,7 +513,7 @@
           <w:color w:val="0070C0"/>
           <w:lang w:val="es-MX"/>
         </w:rPr>
-        <w:t xml:space="preserve">[00:10 - 00:12] </w:t>
+        <w:t xml:space="preserve"/>
       </w:r>
       <w:r>
         <w:rPr>
@@ -568,7 +568,7 @@
           <w:color w:val="0070C0"/>
           <w:lang w:val="es-MX"/>
         </w:rPr>
-        <w:t xml:space="preserve">[00:12 - 00:15] </w:t>
+        <w:t xml:space="preserve"/>
       </w:r>
       <w:r>
         <w:rPr>
@@ -624,7 +624,7 @@
           <w:color w:val="0070C0"/>
           <w:lang w:val="es-MX"/>
         </w:rPr>
-        <w:t xml:space="preserve">[00:17 - 00:18] </w:t>
+        <w:t xml:space="preserve"/>
       </w:r>
       <w:r>
         <w:rPr>
@@ -679,7 +679,7 @@
           <w:color w:val="0070C0"/>
           <w:lang w:val="es-MX"/>
         </w:rPr>
-        <w:t xml:space="preserve">[00:18 - 00:20] </w:t>
+        <w:t xml:space="preserve"/>
       </w:r>
       <w:r>
         <w:rPr>
@@ -734,7 +734,7 @@
           <w:color w:val="0070C0"/>
           <w:lang w:val="es-MX"/>
         </w:rPr>
-        <w:t xml:space="preserve">[00:20 - 00:32] </w:t>
+        <w:t xml:space="preserve"/>
       </w:r>
       <w:r>
         <w:rPr>
@@ -797,7 +797,7 @@
           <w:color w:val="0070C0"/>
           <w:lang w:val="es-MX"/>
         </w:rPr>
-        <w:t xml:space="preserve">[00:32 - 00:40] </w:t>
+        <w:t xml:space="preserve"/>
       </w:r>
       <w:r>
         <w:rPr>
@@ -822,7 +822,7 @@
           <w:color w:val="0070C0"/>
           <w:lang w:val="es-MX"/>
         </w:rPr>
-        <w:t xml:space="preserve">[00:46 - 00:51] </w:t>
+        <w:t xml:space="preserve"/>
       </w:r>
       <w:r>
         <w:rPr>
@@ -877,7 +877,7 @@
           <w:color w:val="0070C0"/>
           <w:lang w:val="es-MX"/>
         </w:rPr>
-        <w:t xml:space="preserve">[00:53 - 00:53] </w:t>
+        <w:t xml:space="preserve"/>
       </w:r>
       <w:r>
         <w:rPr>
@@ -932,7 +932,7 @@
           <w:color w:val="0070C0"/>
           <w:lang w:val="es-MX"/>
         </w:rPr>
-        <w:t xml:space="preserve">[00:55 - 00:57] </w:t>
+        <w:t xml:space="preserve"/>
       </w:r>
       <w:r>
         <w:rPr>
@@ -987,7 +987,7 @@
           <w:color w:val="0070C0"/>
           <w:lang w:val="es-MX"/>
         </w:rPr>
-        <w:t xml:space="preserve">[00:58 - 01:00] </w:t>
+        <w:t xml:space="preserve"/>
       </w:r>
       <w:r>
         <w:rPr>
@@ -1042,7 +1042,7 @@
           <w:color w:val="0070C0"/>
           <w:lang w:val="es-MX"/>
         </w:rPr>
-        <w:t xml:space="preserve">[01:01 - 01:04] </w:t>
+        <w:t xml:space="preserve"/>
       </w:r>
       <w:r>
         <w:rPr>
@@ -1098,7 +1098,7 @@
           <w:lang w:val="pt-BR"/>
         </w:rPr>
         <w:lastRenderedPageBreak/>
-        <w:t xml:space="preserve">[01:06 - 01:17] </w:t>
+        <w:t xml:space="preserve"/>
       </w:r>
       <w:r>
         <w:rPr>
@@ -1178,7 +1178,7 @@
           <w:color w:val="0070C0"/>
           <w:lang w:val="es-MX"/>
         </w:rPr>
-        <w:t xml:space="preserve">[01:17 - 01:30] </w:t>
+        <w:t xml:space="preserve"/>
       </w:r>
       <w:r>
         <w:rPr>
@@ -1203,7 +1203,7 @@
           <w:color w:val="0070C0"/>
           <w:lang w:val="es-MX"/>
         </w:rPr>
-        <w:t xml:space="preserve">[01:30 - 01:40] </w:t>
+        <w:t xml:space="preserve"/>
       </w:r>
       <w:r>
         <w:rPr>
@@ -1258,7 +1258,7 @@
           <w:color w:val="0070C0"/>
           <w:lang w:val="es-MX"/>
         </w:rPr>
-        <w:t xml:space="preserve">[01:40 - 01:44] </w:t>
+        <w:t xml:space="preserve"/>
       </w:r>
       <w:r>
         <w:rPr>
@@ -1313,7 +1313,7 @@
           <w:color w:val="0070C0"/>
           <w:lang w:val="es-MX"/>
         </w:rPr>
-        <w:t xml:space="preserve">[01:45 - 01:46] </w:t>
+        <w:t xml:space="preserve"/>
       </w:r>
       <w:r>
         <w:rPr>
@@ -1368,7 +1368,7 @@
           <w:color w:val="0070C0"/>
           <w:lang w:val="es-MX"/>
         </w:rPr>
-        <w:t xml:space="preserve">[01:48 - 01:52] </w:t>
+        <w:t xml:space="preserve"/>
       </w:r>
       <w:r>
         <w:rPr>
@@ -1423,7 +1423,7 @@
           <w:color w:val="0070C0"/>
           <w:lang w:val="es-MX"/>
         </w:rPr>
-        <w:t xml:space="preserve">[01:52 - 01:53] </w:t>
+        <w:t xml:space="preserve"/>
       </w:r>
       <w:r>
         <w:rPr>
@@ -1478,7 +1478,7 @@
           <w:color w:val="0070C0"/>
           <w:lang w:val="es-MX"/>
         </w:rPr>
-        <w:t xml:space="preserve">[01:54 - 01:56] </w:t>
+        <w:t xml:space="preserve"/>
       </w:r>
       <w:r>
         <w:rPr>
@@ -1533,7 +1533,7 @@
           <w:color w:val="0070C0"/>
           <w:lang w:val="es-MX"/>
         </w:rPr>
-        <w:t xml:space="preserve">[01:56 - 02:09] </w:t>
+        <w:t xml:space="preserve"/>
       </w:r>
       <w:r>
         <w:rPr>
@@ -1559,7 +1559,7 @@
           <w:lang w:val="es-MX"/>
         </w:rPr>
         <w:lastRenderedPageBreak/>
-        <w:t xml:space="preserve">[02:10 - 02:19] </w:t>
+        <w:t xml:space="preserve"/>
       </w:r>
       <w:r>
         <w:rPr>
@@ -1593,7 +1593,7 @@
           <w:color w:val="0070C0"/>
           <w:lang w:val="es-MX"/>
         </w:rPr>
-        <w:t xml:space="preserve">[02:20 - 02:32] </w:t>
+        <w:t xml:space="preserve"/>
       </w:r>
       <w:r>
         <w:rPr>
@@ -1652,7 +1652,7 @@
           <w:color w:val="0070C0"/>
           <w:lang w:val="es-MX"/>
         </w:rPr>
-        <w:t xml:space="preserve">[02:33 - 02:41] </w:t>
+        <w:t xml:space="preserve"/>
       </w:r>
       <w:r>
         <w:rPr>
@@ -1677,7 +1677,7 @@
           <w:color w:val="0070C0"/>
           <w:lang w:val="es-MX"/>
         </w:rPr>
-        <w:t xml:space="preserve">[02:41 - 02:50] </w:t>
+        <w:t xml:space="preserve"/>
       </w:r>
       <w:r>
         <w:rPr>
@@ -1702,7 +1702,7 @@
           <w:color w:val="0070C0"/>
           <w:lang w:val="es-MX"/>
         </w:rPr>
-        <w:t xml:space="preserve">[02:50 - 03:00] </w:t>
+        <w:t xml:space="preserve"/>
       </w:r>
       <w:r>
         <w:rPr>
@@ -1727,7 +1727,7 @@
           <w:color w:val="0070C0"/>
           <w:lang w:val="es-MX"/>
         </w:rPr>
-        <w:t xml:space="preserve">[03:00 - 03:12] </w:t>
+        <w:t xml:space="preserve"/>
       </w:r>
       <w:r>
         <w:rPr>
@@ -1752,7 +1752,7 @@
           <w:color w:val="0070C0"/>
           <w:lang w:val="es-MX"/>
         </w:rPr>
-        <w:t xml:space="preserve">[03:13 - 03:19] </w:t>
+        <w:t xml:space="preserve"/>
       </w:r>
       <w:r>
         <w:rPr>
@@ -1807,7 +1807,7 @@
           <w:color w:val="0070C0"/>
           <w:lang w:val="es-MX"/>
         </w:rPr>
-        <w:t xml:space="preserve">[03:19 - 03:32] </w:t>
+        <w:t xml:space="preserve"/>
       </w:r>
       <w:r>
         <w:rPr>
@@ -1849,7 +1849,7 @@
           <w:color w:val="0070C0"/>
           <w:lang w:val="es-MX"/>
         </w:rPr>
-        <w:t xml:space="preserve">[03:32 - 03:42] </w:t>
+        <w:t xml:space="preserve"/>
       </w:r>
       <w:r>
         <w:rPr>
@@ -1891,7 +1891,7 @@
           <w:color w:val="0070C0"/>
           <w:lang w:val="es-MX"/>
         </w:rPr>
-        <w:t xml:space="preserve">[03:42 - 03:53] </w:t>
+        <w:t xml:space="preserve"/>
       </w:r>
       <w:r>
         <w:rPr>
@@ -1916,7 +1916,7 @@
           <w:color w:val="0070C0"/>
           <w:lang w:val="pt-BR"/>
         </w:rPr>
-        <w:t xml:space="preserve">[03:53 - 03:58] </w:t>
+        <w:t xml:space="preserve"/>
       </w:r>
       <w:r>
         <w:rPr>
@@ -1987,7 +1987,7 @@
           <w:color w:val="0070C0"/>
           <w:lang w:val="es-MX"/>
         </w:rPr>
-        <w:t xml:space="preserve">[04:00 - 04:08] </w:t>
+        <w:t xml:space="preserve"/>
       </w:r>
       <w:r>
         <w:rPr>
@@ -2022,7 +2022,7 @@
           <w:lang w:val="es-MX"/>
         </w:rPr>
         <w:lastRenderedPageBreak/>
-        <w:t xml:space="preserve">[04:09 - 04:17] </w:t>
+        <w:t xml:space="preserve"/>
       </w:r>
       <w:r>
         <w:rPr>
@@ -2047,7 +2047,7 @@
           <w:color w:val="0070C0"/>
           <w:lang w:val="es-MX"/>
         </w:rPr>
-        <w:t xml:space="preserve">[04:17 - 04:23] </w:t>
+        <w:t xml:space="preserve"/>
       </w:r>
       <w:r>
         <w:rPr>
@@ -2072,7 +2072,7 @@
           <w:color w:val="0070C0"/>
           <w:lang w:val="es-MX"/>
         </w:rPr>
-        <w:t xml:space="preserve">[04:23 - 04:35] </w:t>
+        <w:t xml:space="preserve"/>
       </w:r>
       <w:r>
         <w:rPr>
@@ -2097,7 +2097,7 @@
           <w:color w:val="0070C0"/>
           <w:lang w:val="es-MX"/>
         </w:rPr>
-        <w:t xml:space="preserve">[04:35 - 04:42] </w:t>
+        <w:t xml:space="preserve"/>
       </w:r>
       <w:r>
         <w:rPr>
@@ -2161,7 +2161,7 @@
           <w:color w:val="0070C0"/>
           <w:lang w:val="es-MX"/>
         </w:rPr>
-        <w:t xml:space="preserve">[04:46 - 04:52] </w:t>
+        <w:t xml:space="preserve"/>
       </w:r>
       <w:r>
         <w:rPr>
@@ -2216,7 +2216,7 @@
           <w:color w:val="0070C0"/>
           <w:lang w:val="es-MX"/>
         </w:rPr>
-        <w:t xml:space="preserve">[04:53 - 05:04] </w:t>
+        <w:t xml:space="preserve"/>
       </w:r>
       <w:r>
         <w:rPr>
@@ -2241,7 +2241,7 @@
           <w:color w:val="0070C0"/>
           <w:lang w:val="es-MX"/>
         </w:rPr>
-        <w:t xml:space="preserve">[05:04 - 05:13] </w:t>
+        <w:t xml:space="preserve"/>
       </w:r>
       <w:r>
         <w:rPr>
@@ -2266,7 +2266,7 @@
           <w:color w:val="0070C0"/>
           <w:lang w:val="es-MX"/>
         </w:rPr>
-        <w:t xml:space="preserve">[05:14 - 05:23] </w:t>
+        <w:t xml:space="preserve"/>
       </w:r>
       <w:r>
         <w:rPr>
@@ -2291,7 +2291,7 @@
           <w:color w:val="0070C0"/>
           <w:lang w:val="es-MX"/>
         </w:rPr>
-        <w:t xml:space="preserve">[05:23 - 05:29] </w:t>
+        <w:t xml:space="preserve"/>
       </w:r>
       <w:r>
         <w:rPr>
@@ -2316,7 +2316,7 @@
           <w:color w:val="0070C0"/>
           <w:lang w:val="es-MX"/>
         </w:rPr>
-        <w:t xml:space="preserve">[05:29 - 05:38] </w:t>
+        <w:t xml:space="preserve"/>
       </w:r>
       <w:r>
         <w:rPr>
@@ -2341,7 +2341,7 @@
           <w:color w:val="0070C0"/>
           <w:lang w:val="es-MX"/>
         </w:rPr>
-        <w:t xml:space="preserve">[05:38 - 05:44] </w:t>
+        <w:t xml:space="preserve"/>
       </w:r>
       <w:r>
         <w:rPr>
@@ -2396,7 +2396,7 @@
           <w:color w:val="0070C0"/>
           <w:lang w:val="es-MX"/>
         </w:rPr>
-        <w:t xml:space="preserve">[05:45 - 05:53] </w:t>
+        <w:t xml:space="preserve"/>
       </w:r>
       <w:r>
         <w:rPr>
@@ -2422,7 +2422,7 @@
           <w:lang w:val="es-MX"/>
         </w:rPr>
         <w:lastRenderedPageBreak/>
-        <w:t xml:space="preserve">[05:53 - 06:06] </w:t>
+        <w:t xml:space="preserve"/>
       </w:r>
       <w:r>
         <w:rPr>
@@ -2447,7 +2447,7 @@
           <w:color w:val="0070C0"/>
           <w:lang w:val="es-MX"/>
         </w:rPr>
-        <w:t xml:space="preserve">[06:06 - 06:17] </w:t>
+        <w:t xml:space="preserve"/>
       </w:r>
       <w:r>
         <w:rPr>
@@ -2502,15 +2502,15 @@
           <w:color w:val="000000" w:themeColor="text1"/>
           <w:lang w:val="es-MX"/>
         </w:rPr>
-        <w:t>[06:19 - 06:3</w:t>
-      </w:r>
-      <w:r>
-        <w:rPr>
-          <w:rFonts w:ascii="Aptos" w:eastAsia="Aptos" w:hAnsi="Aptos" w:cs="Aptos"/>
-          <w:color w:val="0070C0"/>
-          <w:lang w:val="es-MX"/>
-        </w:rPr>
-        <w:t xml:space="preserve">0] </w:t>
+        <w:t/>
+      </w:r>
+      <w:r>
+        <w:rPr>
+          <w:rFonts w:ascii="Aptos" w:eastAsia="Aptos" w:hAnsi="Aptos" w:cs="Aptos"/>
+          <w:color w:val="0070C0"/>
+          <w:lang w:val="es-MX"/>
+        </w:rPr>
+        <w:t xml:space="preserve"/>
       </w:r>
       <w:r>
         <w:rPr>
@@ -2535,7 +2535,7 @@
           <w:color w:val="0070C0"/>
           <w:lang w:val="es-MX"/>
         </w:rPr>
-        <w:t xml:space="preserve">[06:31 - 06:44] </w:t>
+        <w:t xml:space="preserve"/>
       </w:r>
       <w:r>
         <w:rPr>
@@ -2560,7 +2560,7 @@
           <w:color w:val="0070C0"/>
           <w:lang w:val="es-MX"/>
         </w:rPr>
-        <w:t xml:space="preserve">[06:44 - 06:53] </w:t>
+        <w:t xml:space="preserve"/>
       </w:r>
       <w:r>
         <w:rPr>
@@ -2585,7 +2585,7 @@
           <w:color w:val="0070C0"/>
           <w:lang w:val="es-MX"/>
         </w:rPr>
-        <w:t xml:space="preserve">[06:53 - 06:59] </w:t>
+        <w:t xml:space="preserve"/>
       </w:r>
       <w:r>
         <w:rPr>
@@ -2610,7 +2610,7 @@
           <w:color w:val="0070C0"/>
           <w:lang w:val="es-MX"/>
         </w:rPr>
-        <w:t xml:space="preserve">[06:59 - 07:07] </w:t>
+        <w:t xml:space="preserve"/>
       </w:r>
       <w:r>
         <w:rPr>
@@ -2635,7 +2635,7 @@
           <w:color w:val="0070C0"/>
           <w:lang w:val="es-MX"/>
         </w:rPr>
-        <w:t xml:space="preserve">[07:08 - 07:20] </w:t>
+        <w:t xml:space="preserve"/>
       </w:r>
       <w:r>
         <w:rPr>
@@ -2660,7 +2660,7 @@
           <w:color w:val="0070C0"/>
           <w:lang w:val="es-MX"/>
         </w:rPr>
-        <w:t xml:space="preserve">[07:20 - 07:32] </w:t>
+        <w:t xml:space="preserve"/>
       </w:r>
       <w:r>
         <w:rPr>
@@ -2685,7 +2685,7 @@
           <w:color w:val="0070C0"/>
           <w:lang w:val="es-MX"/>
         </w:rPr>
-        <w:t xml:space="preserve">[07:32 - 07:38] </w:t>
+        <w:t xml:space="preserve"/>
       </w:r>
       <w:r>
         <w:rPr>
@@ -2710,7 +2710,7 @@
           <w:color w:val="0070C0"/>
           <w:lang w:val="es-MX"/>
         </w:rPr>
-        <w:t xml:space="preserve">[07:38 - 07:49] </w:t>
+        <w:t xml:space="preserve"/>
       </w:r>
       <w:r>
         <w:rPr>
@@ -2735,7 +2735,7 @@
           <w:color w:val="0070C0"/>
           <w:lang w:val="es-MX"/>
         </w:rPr>
-        <w:t xml:space="preserve">[07:49 - 08:00] </w:t>
+        <w:t xml:space="preserve"/>
       </w:r>
       <w:r>
         <w:rPr>
@@ -2760,7 +2760,7 @@
           <w:color w:val="0070C0"/>
           <w:lang w:val="es-MX"/>
         </w:rPr>
-        <w:t xml:space="preserve">[08:00 - 08:05] </w:t>
+        <w:t xml:space="preserve"/>
       </w:r>
       <w:r>
         <w:rPr>
@@ -2786,7 +2786,7 @@
           <w:lang w:val="es-MX"/>
         </w:rPr>
         <w:lastRenderedPageBreak/>
-        <w:t xml:space="preserve">[08:05 - 08:17] </w:t>
+        <w:t xml:space="preserve"/>
       </w:r>
       <w:r>
         <w:rPr>
@@ -2811,7 +2811,7 @@
           <w:color w:val="0070C0"/>
           <w:lang w:val="es-MX"/>
         </w:rPr>
-        <w:t xml:space="preserve">[08:19 - 08:19] </w:t>
+        <w:t xml:space="preserve"/>
       </w:r>
       <w:r>
         <w:rPr>
@@ -2866,7 +2866,7 @@
           <w:color w:val="0070C0"/>
           <w:lang w:val="es-MX"/>
         </w:rPr>
-        <w:t xml:space="preserve">[08:20 - 08:33] </w:t>
+        <w:t xml:space="preserve"/>
       </w:r>
       <w:r>
         <w:rPr>
@@ -2899,7 +2899,7 @@
           <w:color w:val="0070C0"/>
           <w:lang w:val="es-MX"/>
         </w:rPr>
-        <w:t xml:space="preserve">[08:34 - 08:45] </w:t>
+        <w:t xml:space="preserve"/>
       </w:r>
       <w:r>
         <w:rPr>
@@ -2924,7 +2924,7 @@
           <w:color w:val="0070C0"/>
           <w:lang w:val="es-MX"/>
         </w:rPr>
-        <w:t xml:space="preserve">[08:48 - 08:58] </w:t>
+        <w:t xml:space="preserve"/>
       </w:r>
       <w:r>
         <w:rPr>
@@ -2949,7 +2949,7 @@
           <w:color w:val="0070C0"/>
           <w:lang w:val="es-MX"/>
         </w:rPr>
-        <w:t xml:space="preserve">[08:58 - 09:07] </w:t>
+        <w:t xml:space="preserve"/>
       </w:r>
       <w:r>
         <w:rPr>
@@ -2974,7 +2974,7 @@
           <w:color w:val="0070C0"/>
           <w:lang w:val="es-MX"/>
         </w:rPr>
-        <w:t xml:space="preserve">[09:09 - 09:21] </w:t>
+        <w:t xml:space="preserve"/>
       </w:r>
       <w:r>
         <w:rPr>
@@ -2999,7 +2999,7 @@
           <w:color w:val="0070C0"/>
           <w:lang w:val="es-MX"/>
         </w:rPr>
-        <w:t xml:space="preserve">[09:22 - 09:35] </w:t>
+        <w:t xml:space="preserve"/>
       </w:r>
       <w:r>
         <w:rPr>
@@ -3024,7 +3024,7 @@
           <w:color w:val="0070C0"/>
           <w:lang w:val="es-MX"/>
         </w:rPr>
-        <w:t xml:space="preserve">[09:35 - 09:45] </w:t>
+        <w:t xml:space="preserve"/>
       </w:r>
       <w:r>
         <w:rPr>
@@ -3049,7 +3049,7 @@
           <w:color w:val="0070C0"/>
           <w:lang w:val="es-MX"/>
         </w:rPr>
-        <w:t xml:space="preserve">[09:47 - 09:57] </w:t>
+        <w:t xml:space="preserve"/>
       </w:r>
       <w:r>
         <w:rPr>
@@ -3074,7 +3074,7 @@
           <w:color w:val="0070C0"/>
           <w:lang w:val="es-MX"/>
         </w:rPr>
-        <w:t xml:space="preserve">[09:57 - 10:08] </w:t>
+        <w:t xml:space="preserve"/>
       </w:r>
       <w:r>
         <w:rPr>
@@ -3099,7 +3099,7 @@
           <w:color w:val="0070C0"/>
           <w:lang w:val="es-MX"/>
         </w:rPr>
-        <w:t xml:space="preserve">[10:08 - 10:18] </w:t>
+        <w:t xml:space="preserve"/>
       </w:r>
       <w:r>
         <w:rPr>
@@ -3124,7 +3124,7 @@
           <w:color w:val="0070C0"/>
           <w:lang w:val="es-MX"/>
         </w:rPr>
-        <w:t xml:space="preserve">[10:18 - 10:29] </w:t>
+        <w:t xml:space="preserve"/>
       </w:r>
       <w:r>
         <w:rPr>
@@ -3149,7 +3149,7 @@
           <w:color w:val="0070C0"/>
           <w:lang w:val="es-MX"/>
         </w:rPr>
-        <w:t xml:space="preserve">[10:29 - 10:41] </w:t>
+        <w:t xml:space="preserve"/>
       </w:r>
       <w:r>
         <w:rPr>
@@ -3175,7 +3175,7 @@
           <w:lang w:val="es-MX"/>
         </w:rPr>
         <w:lastRenderedPageBreak/>
-        <w:t xml:space="preserve">[10:41 - 10:54] </w:t>
+        <w:t xml:space="preserve"/>
       </w:r>
       <w:r>
         <w:rPr>
@@ -3200,7 +3200,7 @@
           <w:color w:val="0070C0"/>
           <w:lang w:val="es-MX"/>
         </w:rPr>
-        <w:t xml:space="preserve">[10:54 - 11:05] </w:t>
+        <w:t xml:space="preserve"/>
       </w:r>
       <w:r>
         <w:rPr>
@@ -3225,7 +3225,7 @@
           <w:color w:val="0070C0"/>
           <w:lang w:val="es-MX"/>
         </w:rPr>
-        <w:t xml:space="preserve">[11:06 - 11:17] </w:t>
+        <w:t xml:space="preserve"/>
       </w:r>
       <w:r>
         <w:rPr>
@@ -3250,7 +3250,7 @@
           <w:color w:val="0070C0"/>
           <w:lang w:val="es-MX"/>
         </w:rPr>
-        <w:t xml:space="preserve">[11:17 - 11:29] </w:t>
+        <w:t xml:space="preserve"/>
       </w:r>
       <w:r>
         <w:rPr>
@@ -3275,7 +3275,7 @@
           <w:color w:val="0070C0"/>
           <w:lang w:val="es-MX"/>
         </w:rPr>
-        <w:t xml:space="preserve">[11:29 - 11:39] </w:t>
+        <w:t xml:space="preserve"/>
       </w:r>
       <w:r>
         <w:rPr>
@@ -3300,7 +3300,7 @@
           <w:color w:val="0070C0"/>
           <w:lang w:val="es-MX"/>
         </w:rPr>
-        <w:t xml:space="preserve">[11:40 - 11:47] </w:t>
+        <w:t xml:space="preserve"/>
       </w:r>
       <w:r>
         <w:rPr>
@@ -3355,7 +3355,7 @@
           <w:color w:val="0070C0"/>
           <w:lang w:val="es-MX"/>
         </w:rPr>
-        <w:t xml:space="preserve">[11:49 - 11:54] </w:t>
+        <w:t xml:space="preserve"/>
       </w:r>
       <w:r>
         <w:rPr>
@@ -3410,7 +3410,7 @@
           <w:color w:val="0070C0"/>
           <w:lang w:val="es-MX"/>
         </w:rPr>
-        <w:t xml:space="preserve">[11:55 - 12:07] </w:t>
+        <w:t xml:space="preserve"/>
       </w:r>
       <w:r>
         <w:rPr>
@@ -3435,7 +3435,7 @@
           <w:color w:val="0070C0"/>
           <w:lang w:val="es-MX"/>
         </w:rPr>
-        <w:t xml:space="preserve">[12:10 - 12:22] </w:t>
+        <w:t xml:space="preserve"/>
       </w:r>
       <w:r>
         <w:rPr>
@@ -3460,7 +3460,7 @@
           <w:color w:val="0070C0"/>
           <w:lang w:val="es-MX"/>
         </w:rPr>
-        <w:t xml:space="preserve">[12:22 - 12:34] </w:t>
+        <w:t xml:space="preserve"/>
       </w:r>
       <w:r>
         <w:rPr>
@@ -3485,7 +3485,7 @@
           <w:color w:val="0070C0"/>
           <w:lang w:val="es-MX"/>
         </w:rPr>
-        <w:t xml:space="preserve">[12:34 - 12:42] </w:t>
+        <w:t xml:space="preserve"/>
       </w:r>
       <w:r>
         <w:rPr>
@@ -3510,7 +3510,7 @@
           <w:color w:val="0070C0"/>
           <w:lang w:val="es-MX"/>
         </w:rPr>
-        <w:t xml:space="preserve">[12:46 - 12:57] </w:t>
+        <w:t xml:space="preserve"/>
       </w:r>
       <w:r>
         <w:rPr>
@@ -3536,7 +3536,7 @@
           <w:lang w:val="es-MX"/>
         </w:rPr>
         <w:lastRenderedPageBreak/>
-        <w:t xml:space="preserve">[12:57 - 13:06] </w:t>
+        <w:t xml:space="preserve"/>
       </w:r>
       <w:r>
         <w:rPr>
@@ -3561,7 +3561,7 @@
           <w:color w:val="0070C0"/>
           <w:lang w:val="es-MX"/>
         </w:rPr>
-        <w:t xml:space="preserve">[13:08 - 13:18] </w:t>
+        <w:t xml:space="preserve"/>
       </w:r>
       <w:r>
         <w:rPr>
@@ -3586,7 +3586,7 @@
           <w:color w:val="0070C0"/>
           <w:lang w:val="es-MX"/>
         </w:rPr>
-        <w:t xml:space="preserve">[13:18 - 13:27] </w:t>
+        <w:t xml:space="preserve"/>
       </w:r>
       <w:r>
         <w:rPr>
@@ -3611,7 +3611,7 @@
           <w:color w:val="0070C0"/>
           <w:lang w:val="es-MX"/>
         </w:rPr>
-        <w:t xml:space="preserve">[13:28 - 13:40] </w:t>
+        <w:t xml:space="preserve"/>
       </w:r>
       <w:r>
         <w:rPr>
@@ -3636,7 +3636,7 @@
           <w:color w:val="0070C0"/>
           <w:lang w:val="es-MX"/>
         </w:rPr>
-        <w:t xml:space="preserve">[13:40 - 13:52] </w:t>
+        <w:t xml:space="preserve"/>
       </w:r>
       <w:r>
         <w:rPr>
@@ -3661,7 +3661,7 @@
           <w:color w:val="0070C0"/>
           <w:lang w:val="es-MX"/>
         </w:rPr>
-        <w:t xml:space="preserve">[13:52 - 14:04] </w:t>
+        <w:t xml:space="preserve"/>
       </w:r>
       <w:r>
         <w:rPr>
@@ -3686,7 +3686,7 @@
           <w:color w:val="0070C0"/>
           <w:lang w:val="es-MX"/>
         </w:rPr>
-        <w:t xml:space="preserve">[14:04 - 14:08] </w:t>
+        <w:t xml:space="preserve"/>
       </w:r>
       <w:r>
         <w:rPr>
@@ -3741,7 +3741,7 @@
           <w:color w:val="0070C0"/>
           <w:lang w:val="es-MX"/>
         </w:rPr>
-        <w:t xml:space="preserve">[14:08 - 14:17] </w:t>
+        <w:t xml:space="preserve"/>
       </w:r>
       <w:r>
         <w:rPr>
@@ -3766,7 +3766,7 @@
           <w:color w:val="0070C0"/>
           <w:lang w:val="es-MX"/>
         </w:rPr>
-        <w:t xml:space="preserve">[14:17 - 14:26] </w:t>
+        <w:t xml:space="preserve"/>
       </w:r>
       <w:r>
         <w:rPr>
@@ -3791,7 +3791,7 @@
           <w:color w:val="0070C0"/>
           <w:lang w:val="es-MX"/>
         </w:rPr>
-        <w:t xml:space="preserve">[14:27 - 14:36] </w:t>
+        <w:t xml:space="preserve"/>
       </w:r>
       <w:r>
         <w:rPr>
@@ -3816,7 +3816,7 @@
           <w:color w:val="0070C0"/>
           <w:lang w:val="es-MX"/>
         </w:rPr>
-        <w:t xml:space="preserve">[14:37 - 14:47] </w:t>
+        <w:t xml:space="preserve"/>
       </w:r>
       <w:r>
         <w:rPr>
@@ -3841,7 +3841,7 @@
           <w:color w:val="0070C0"/>
           <w:lang w:val="es-MX"/>
         </w:rPr>
-        <w:t xml:space="preserve">[14:47 - 14:59] </w:t>
+        <w:t xml:space="preserve"/>
       </w:r>
       <w:r>
         <w:rPr>
@@ -3913,7 +3913,7 @@
           <w:color w:val="0070C0"/>
           <w:lang w:val="es-MX"/>
         </w:rPr>
-        <w:t xml:space="preserve">[15:00 - 15:11] </w:t>
+        <w:t xml:space="preserve"/>
       </w:r>
       <w:r>
         <w:rPr>
@@ -3939,7 +3939,7 @@
           <w:lang w:val="es-MX"/>
         </w:rPr>
         <w:lastRenderedPageBreak/>
-        <w:t xml:space="preserve">[15:11 - 15:23] </w:t>
+        <w:t xml:space="preserve"/>
       </w:r>
       <w:r>
         <w:rPr>
@@ -3964,7 +3964,7 @@
           <w:color w:val="0070C0"/>
           <w:lang w:val="es-MX"/>
         </w:rPr>
-        <w:t xml:space="preserve">[15:23 - 15:35] </w:t>
+        <w:t xml:space="preserve"/>
       </w:r>
       <w:r>
         <w:rPr>
@@ -3989,7 +3989,7 @@
           <w:color w:val="0070C0"/>
           <w:lang w:val="es-MX"/>
         </w:rPr>
-        <w:t xml:space="preserve">[15:36 - 15:45] </w:t>
+        <w:t xml:space="preserve"/>
       </w:r>
       <w:r>
         <w:rPr>
@@ -4014,7 +4014,7 @@
           <w:color w:val="0070C0"/>
           <w:lang w:val="es-MX"/>
         </w:rPr>
-        <w:t xml:space="preserve">[15:45 - 15:52] </w:t>
+        <w:t xml:space="preserve"/>
       </w:r>
       <w:r>
         <w:rPr>
@@ -4039,7 +4039,7 @@
           <w:color w:val="0070C0"/>
           <w:lang w:val="es-MX"/>
         </w:rPr>
-        <w:t xml:space="preserve">[15:53 - 16:04] </w:t>
+        <w:t xml:space="preserve"/>
       </w:r>
       <w:r>
         <w:rPr>
@@ -4064,7 +4064,7 @@
           <w:color w:val="0070C0"/>
           <w:lang w:val="es-MX"/>
         </w:rPr>
-        <w:t xml:space="preserve">[16:04 - 16:15] </w:t>
+        <w:t xml:space="preserve"/>
       </w:r>
       <w:r>
         <w:rPr>
@@ -4089,7 +4089,7 @@
           <w:color w:val="0070C0"/>
           <w:lang w:val="es-MX"/>
         </w:rPr>
-        <w:t xml:space="preserve">[16:15 - 16:27] </w:t>
+        <w:t xml:space="preserve"/>
       </w:r>
       <w:r>
         <w:rPr>
@@ -4114,7 +4114,7 @@
           <w:color w:val="0070C0"/>
           <w:lang w:val="es-MX"/>
         </w:rPr>
-        <w:t xml:space="preserve">[16:27 - 16:38] </w:t>
+        <w:t xml:space="preserve"/>
       </w:r>
       <w:r>
         <w:rPr>
@@ -4139,7 +4139,7 @@
           <w:color w:val="0070C0"/>
           <w:lang w:val="es-MX"/>
         </w:rPr>
-        <w:t xml:space="preserve">[16:38 - 16:49] </w:t>
+        <w:t xml:space="preserve"/>
       </w:r>
       <w:r>
         <w:rPr>
@@ -4164,7 +4164,7 @@
           <w:color w:val="0070C0"/>
           <w:lang w:val="es-MX"/>
         </w:rPr>
-        <w:t xml:space="preserve">[16:49 - 17:00] </w:t>
+        <w:t xml:space="preserve"/>
       </w:r>
       <w:r>
         <w:rPr>
@@ -4189,7 +4189,7 @@
           <w:color w:val="0070C0"/>
           <w:lang w:val="es-MX"/>
         </w:rPr>
-        <w:t xml:space="preserve">[17:01 - 17:13] </w:t>
+        <w:t xml:space="preserve"/>
       </w:r>
       <w:r>
         <w:rPr>
@@ -4214,7 +4214,7 @@
           <w:color w:val="0070C0"/>
           <w:lang w:val="es-MX"/>
         </w:rPr>
-        <w:t xml:space="preserve">[17:13 - 17:25] </w:t>
+        <w:t xml:space="preserve"/>
       </w:r>
       <w:r>
         <w:rPr>
@@ -4239,7 +4239,7 @@
           <w:color w:val="0070C0"/>
           <w:lang w:val="es-MX"/>
         </w:rPr>
-        <w:t xml:space="preserve">[17:25 - 17:36] </w:t>
+        <w:t xml:space="preserve"/>
       </w:r>
       <w:r>
         <w:rPr>
@@ -4264,7 +4264,7 @@
           <w:color w:val="0070C0"/>
           <w:lang w:val="es-MX"/>
         </w:rPr>
-        <w:t xml:space="preserve">[17:36 - 17:48] </w:t>
+        <w:t xml:space="preserve"/>
       </w:r>
       <w:r>
         <w:rPr>
@@ -4290,7 +4290,7 @@
           <w:lang w:val="es-MX"/>
         </w:rPr>
         <w:lastRenderedPageBreak/>
-        <w:t xml:space="preserve">[17:49 - 17:55] </w:t>
+        <w:t xml:space="preserve"/>
       </w:r>
       <w:r>
         <w:rPr>
@@ -4345,7 +4345,7 @@
           <w:color w:val="0070C0"/>
           <w:lang w:val="es-MX"/>
         </w:rPr>
-        <w:t xml:space="preserve">[17:55 - 17:58] </w:t>
+        <w:t xml:space="preserve"/>
       </w:r>
       <w:r>
         <w:rPr>
@@ -4400,7 +4400,7 @@
           <w:color w:val="0070C0"/>
           <w:lang w:val="es-MX"/>
         </w:rPr>
-        <w:t xml:space="preserve">[17:59 - 18:08] </w:t>
+        <w:t xml:space="preserve"/>
       </w:r>
       <w:r>
         <w:rPr>
@@ -4425,7 +4425,7 @@
           <w:color w:val="0070C0"/>
           <w:lang w:val="es-MX"/>
         </w:rPr>
-        <w:t xml:space="preserve">[18:09 - 18:22] </w:t>
+        <w:t xml:space="preserve"/>
       </w:r>
       <w:r>
         <w:rPr>
@@ -4450,7 +4450,7 @@
           <w:color w:val="0070C0"/>
           <w:lang w:val="es-MX"/>
         </w:rPr>
-        <w:t xml:space="preserve">[18:22 - 18:24] </w:t>
+        <w:t xml:space="preserve"/>
       </w:r>
       <w:r>
         <w:rPr>
@@ -4505,7 +4505,7 @@
           <w:color w:val="0070C0"/>
           <w:lang w:val="es-MX"/>
         </w:rPr>
-        <w:t xml:space="preserve">[18:25 - 18:36] </w:t>
+        <w:t xml:space="preserve"/>
       </w:r>
       <w:r>
         <w:rPr>
@@ -4530,7 +4530,7 @@
           <w:color w:val="0070C0"/>
           <w:lang w:val="es-MX"/>
         </w:rPr>
-        <w:t xml:space="preserve">[18:36 - 18:40] </w:t>
+        <w:t xml:space="preserve"/>
       </w:r>
       <w:r>
         <w:rPr>
@@ -4585,7 +4585,7 @@
           <w:color w:val="0070C0"/>
           <w:lang w:val="es-MX"/>
         </w:rPr>
-        <w:t xml:space="preserve">[18:41 - 18:53] </w:t>
+        <w:t xml:space="preserve"/>
       </w:r>
       <w:r>
         <w:rPr>
@@ -4610,7 +4610,7 @@
           <w:color w:val="0070C0"/>
           <w:lang w:val="es-MX"/>
         </w:rPr>
-        <w:t xml:space="preserve">[18:53 - 19:01] </w:t>
+        <w:t xml:space="preserve"/>
       </w:r>
       <w:r>
         <w:rPr>
@@ -4635,7 +4635,7 @@
           <w:color w:val="0070C0"/>
           <w:lang w:val="es-MX"/>
         </w:rPr>
-        <w:t xml:space="preserve">[19:04 - 19:15] </w:t>
+        <w:t xml:space="preserve"/>
       </w:r>
       <w:r>
         <w:rPr>
@@ -4660,7 +4660,7 @@
           <w:color w:val="0070C0"/>
           <w:lang w:val="es-MX"/>
         </w:rPr>
-        <w:t xml:space="preserve">[19:15 - 19:20] </w:t>
+        <w:t xml:space="preserve"/>
       </w:r>
       <w:r>
         <w:rPr>
@@ -4685,7 +4685,7 @@
           <w:color w:val="0070C0"/>
           <w:lang w:val="es-MX"/>
         </w:rPr>
-        <w:t xml:space="preserve">[19:20 - 19:30] </w:t>
+        <w:t xml:space="preserve"/>
       </w:r>
       <w:r>
         <w:rPr>
@@ -4711,7 +4711,7 @@
           <w:lang w:val="es-MX"/>
         </w:rPr>
         <w:lastRenderedPageBreak/>
-        <w:t xml:space="preserve">[19:30 - 19:42] </w:t>
+        <w:t xml:space="preserve"/>
       </w:r>
       <w:r>
         <w:rPr>
@@ -4766,7 +4766,7 @@
           <w:color w:val="0070C0"/>
           <w:lang w:val="es-MX"/>
         </w:rPr>
-        <w:t xml:space="preserve">[19:43 - 19:56] </w:t>
+        <w:t xml:space="preserve"/>
       </w:r>
       <w:r>
         <w:rPr>
@@ -4791,7 +4791,7 @@
           <w:color w:val="0070C0"/>
           <w:lang w:val="es-MX"/>
         </w:rPr>
-        <w:t xml:space="preserve">[19:57 - 20:09] </w:t>
+        <w:t xml:space="preserve"/>
       </w:r>
       <w:r>
         <w:rPr>
@@ -4816,7 +4816,7 @@
           <w:color w:val="0070C0"/>
           <w:lang w:val="es-MX"/>
         </w:rPr>
-        <w:t xml:space="preserve">[20:09 - 20:18] </w:t>
+        <w:t xml:space="preserve"/>
       </w:r>
       <w:r>
         <w:rPr>
@@ -4858,7 +4858,7 @@
           <w:color w:val="0070C0"/>
           <w:lang w:val="es-MX"/>
         </w:rPr>
-        <w:t xml:space="preserve">[20:18 - 20:30] </w:t>
+        <w:t xml:space="preserve"/>
       </w:r>
       <w:r>
         <w:rPr>
@@ -4913,7 +4913,7 @@
           <w:color w:val="0070C0"/>
           <w:lang w:val="es-MX"/>
         </w:rPr>
-        <w:t xml:space="preserve">[20:32 - 20:44] </w:t>
+        <w:t xml:space="preserve"/>
       </w:r>
       <w:r>
         <w:rPr>
@@ -4938,7 +4938,7 @@
           <w:color w:val="0070C0"/>
           <w:lang w:val="es-MX"/>
         </w:rPr>
-        <w:t xml:space="preserve">[20:44 - 20:47] </w:t>
+        <w:t xml:space="preserve"/>
       </w:r>
       <w:r>
         <w:rPr>
@@ -4993,15 +4993,15 @@
           <w:color w:val="0070C0"/>
           <w:lang w:val="es-MX"/>
         </w:rPr>
-        <w:t>[20</w:t>
-      </w:r>
-      <w:r>
-        <w:rPr>
-          <w:rFonts w:ascii="Aptos" w:eastAsia="Aptos" w:hAnsi="Aptos" w:cs="Aptos"/>
-          <w:color w:val="000000" w:themeColor="text1"/>
-          <w:lang w:val="es-MX"/>
-        </w:rPr>
-        <w:t>:48 - 20:50] É, a maioria eram psicólogos.</w:t>
+        <w:t/>
+      </w:r>
+      <w:r>
+        <w:rPr>
+          <w:rFonts w:ascii="Aptos" w:eastAsia="Aptos" w:hAnsi="Aptos" w:cs="Aptos"/>
+          <w:color w:val="000000" w:themeColor="text1"/>
+          <w:lang w:val="es-MX"/>
+        </w:rPr>
+        <w:t>É, a maioria eram psicólogos.</w:t>
       </w:r>
     </w:p>
     <w:p>
@@ -5048,7 +5048,7 @@
           <w:color w:val="0070C0"/>
           <w:lang w:val="es-MX"/>
         </w:rPr>
-        <w:t xml:space="preserve">[20:50 - 20:51] </w:t>
+        <w:t xml:space="preserve"/>
       </w:r>
       <w:r>
         <w:rPr>
@@ -5103,7 +5103,7 @@
           <w:color w:val="0070C0"/>
           <w:lang w:val="es-MX"/>
         </w:rPr>
-        <w:t xml:space="preserve">[20:51 - 20:58] </w:t>
+        <w:t xml:space="preserve"/>
       </w:r>
       <w:r>
         <w:rPr>
@@ -5159,7 +5159,7 @@
           <w:lang w:val="es-MX"/>
         </w:rPr>
         <w:lastRenderedPageBreak/>
-        <w:t xml:space="preserve">[20:59 - 21:11] </w:t>
+        <w:t xml:space="preserve"/>
       </w:r>
       <w:r>
         <w:rPr>
@@ -5184,7 +5184,7 @@
           <w:color w:val="0070C0"/>
           <w:lang w:val="es-MX"/>
         </w:rPr>
-        <w:t xml:space="preserve">[21:11 - 21:19] </w:t>
+        <w:t xml:space="preserve"/>
       </w:r>
       <w:r>
         <w:rPr>
@@ -5239,7 +5239,7 @@
           <w:color w:val="0070C0"/>
           <w:lang w:val="es-MX"/>
         </w:rPr>
-        <w:t xml:space="preserve">[21:20 - 21:30] </w:t>
+        <w:t xml:space="preserve"/>
       </w:r>
       <w:r>
         <w:rPr>
@@ -5264,7 +5264,7 @@
           <w:color w:val="0070C0"/>
           <w:lang w:val="es-MX"/>
         </w:rPr>
-        <w:t xml:space="preserve">[21:30 - 21:40] </w:t>
+        <w:t xml:space="preserve"/>
       </w:r>
       <w:r>
         <w:rPr>
@@ -5289,7 +5289,7 @@
           <w:color w:val="0070C0"/>
           <w:lang w:val="es-MX"/>
         </w:rPr>
-        <w:t xml:space="preserve">[21:41 - 21:54] </w:t>
+        <w:t xml:space="preserve"/>
       </w:r>
       <w:r>
         <w:rPr>
@@ -5314,7 +5314,7 @@
           <w:color w:val="0070C0"/>
           <w:lang w:val="es-MX"/>
         </w:rPr>
-        <w:t xml:space="preserve">[21:54 - 21:55] </w:t>
+        <w:t xml:space="preserve"/>
       </w:r>
       <w:r>
         <w:rPr>
@@ -5369,7 +5369,7 @@
           <w:color w:val="0070C0"/>
           <w:lang w:val="es-MX"/>
         </w:rPr>
-        <w:t xml:space="preserve">[21:56 - 22:06] </w:t>
+        <w:t xml:space="preserve"/>
       </w:r>
       <w:r>
         <w:rPr>
@@ -5394,7 +5394,7 @@
           <w:color w:val="0070C0"/>
           <w:lang w:val="es-MX"/>
         </w:rPr>
-        <w:t xml:space="preserve">[22:06 - 22:17] </w:t>
+        <w:t xml:space="preserve"/>
       </w:r>
       <w:r>
         <w:rPr>
@@ -5419,7 +5419,7 @@
           <w:color w:val="0070C0"/>
           <w:lang w:val="es-MX"/>
         </w:rPr>
-        <w:t xml:space="preserve">[22:17 - 22:25] </w:t>
+        <w:t xml:space="preserve"/>
       </w:r>
       <w:r>
         <w:rPr>
@@ -5474,7 +5474,7 @@
           <w:color w:val="0070C0"/>
           <w:lang w:val="es-MX"/>
         </w:rPr>
-        <w:t xml:space="preserve">[22:26 - 22:36] </w:t>
+        <w:t xml:space="preserve"/>
       </w:r>
       <w:r>
         <w:rPr>
@@ -5499,7 +5499,7 @@
           <w:color w:val="0070C0"/>
           <w:lang w:val="es-MX"/>
         </w:rPr>
-        <w:t xml:space="preserve">[22:38 - 22:42] </w:t>
+        <w:t xml:space="preserve"/>
       </w:r>
       <w:r>
         <w:rPr>
@@ -5524,7 +5524,7 @@
           <w:color w:val="0070C0"/>
           <w:lang w:val="es-MX"/>
         </w:rPr>
-        <w:t xml:space="preserve">[22:52 - 22:53] </w:t>
+        <w:t xml:space="preserve"/>
       </w:r>
       <w:r>
         <w:rPr>
@@ -5580,7 +5580,7 @@
           <w:lang w:val="es-MX"/>
         </w:rPr>
         <w:lastRenderedPageBreak/>
-        <w:t xml:space="preserve">[22:56 - 23:04] </w:t>
+        <w:t xml:space="preserve"/>
       </w:r>
       <w:r>
         <w:rPr>
@@ -5605,7 +5605,7 @@
           <w:color w:val="0070C0"/>
           <w:lang w:val="es-MX"/>
         </w:rPr>
-        <w:t xml:space="preserve">[23:06 - 23:10] </w:t>
+        <w:t xml:space="preserve"/>
       </w:r>
       <w:r>
         <w:rPr>
@@ -5660,7 +5660,7 @@
           <w:color w:val="0070C0"/>
           <w:lang w:val="es-MX"/>
         </w:rPr>
-        <w:t xml:space="preserve">[23:11 - 23:12] </w:t>
+        <w:t xml:space="preserve"/>
       </w:r>
       <w:r>
         <w:rPr>
@@ -5715,7 +5715,7 @@
           <w:color w:val="0070C0"/>
           <w:lang w:val="es-MX"/>
         </w:rPr>
-        <w:t xml:space="preserve">[23:13 - 23:24] </w:t>
+        <w:t xml:space="preserve"/>
       </w:r>
       <w:r>
         <w:rPr>
@@ -5740,7 +5740,7 @@
           <w:color w:val="0070C0"/>
           <w:lang w:val="es-MX"/>
         </w:rPr>
-        <w:t xml:space="preserve">[23:24 - 23:27] </w:t>
+        <w:t xml:space="preserve"/>
       </w:r>
       <w:r>
         <w:rPr>
@@ -5795,7 +5795,7 @@
           <w:color w:val="0070C0"/>
           <w:lang w:val="es-MX"/>
         </w:rPr>
-        <w:t xml:space="preserve">[23:27 - 23:37] </w:t>
+        <w:t xml:space="preserve"/>
       </w:r>
       <w:r>
         <w:rPr>
@@ -5820,7 +5820,7 @@
           <w:color w:val="0070C0"/>
           <w:lang w:val="es-MX"/>
         </w:rPr>
-        <w:t xml:space="preserve">[23:38 - 23:47] </w:t>
+        <w:t xml:space="preserve"/>
       </w:r>
       <w:r>
         <w:rPr>
@@ -5845,7 +5845,7 @@
           <w:color w:val="0070C0"/>
           <w:lang w:val="es-MX"/>
         </w:rPr>
-        <w:t xml:space="preserve">[23:47 - 23:59] </w:t>
+        <w:t xml:space="preserve"/>
       </w:r>
       <w:r>
         <w:rPr>
@@ -5870,7 +5870,7 @@
           <w:color w:val="0070C0"/>
           <w:lang w:val="es-MX"/>
         </w:rPr>
-        <w:t xml:space="preserve">[23:59 - 24:06] </w:t>
+        <w:t xml:space="preserve"/>
       </w:r>
       <w:r>
         <w:rPr>
@@ -5925,7 +5925,7 @@
           <w:color w:val="0070C0"/>
           <w:lang w:val="es-MX"/>
         </w:rPr>
-        <w:t xml:space="preserve">[24:08 - 24:20] </w:t>
+        <w:t xml:space="preserve"/>
       </w:r>
       <w:r>
         <w:rPr>
@@ -5950,7 +5950,7 @@
           <w:color w:val="0070C0"/>
           <w:lang w:val="es-MX"/>
         </w:rPr>
-        <w:t xml:space="preserve">[24:20 - 24:23] </w:t>
+        <w:t xml:space="preserve"/>
       </w:r>
       <w:r>
         <w:rPr>
@@ -6005,7 +6005,7 @@
           <w:color w:val="0070C0"/>
           <w:lang w:val="es-MX"/>
         </w:rPr>
-        <w:t xml:space="preserve">[24:24 - 24:31] </w:t>
+        <w:t xml:space="preserve"/>
       </w:r>
       <w:r>
         <w:rPr>
@@ -6030,7 +6030,7 @@
           <w:color w:val="0070C0"/>
           <w:lang w:val="es-MX"/>
         </w:rPr>
-        <w:t xml:space="preserve">[24:31 - 24:41] </w:t>
+        <w:t xml:space="preserve"/>
       </w:r>
       <w:r>
         <w:rPr>
@@ -6055,7 +6055,7 @@
           <w:color w:val="0070C0"/>
           <w:lang w:val="es-MX"/>
         </w:rPr>
-        <w:t xml:space="preserve">[24:42 - 24:54] </w:t>
+        <w:t xml:space="preserve"/>
       </w:r>
       <w:r>
         <w:rPr>
@@ -6080,7 +6080,7 @@
           <w:color w:val="0070C0"/>
           <w:lang w:val="es-MX"/>
         </w:rPr>
-        <w:t xml:space="preserve">[24:54 - 25:07] </w:t>
+        <w:t xml:space="preserve"/>
       </w:r>
       <w:r>
         <w:rPr>
@@ -6105,7 +6105,7 @@
           <w:color w:val="0070C0"/>
           <w:lang w:val="es-MX"/>
         </w:rPr>
-        <w:t xml:space="preserve">[25:08 - 25:20] </w:t>
+        <w:t xml:space="preserve"/>
       </w:r>
       <w:r>
         <w:rPr>
@@ -6130,7 +6130,7 @@
           <w:color w:val="0070C0"/>
           <w:lang w:val="es-MX"/>
         </w:rPr>
-        <w:t xml:space="preserve">[25:20 - 25:31] </w:t>
+        <w:t xml:space="preserve"/>
       </w:r>
       <w:r>
         <w:rPr>
@@ -6155,7 +6155,7 @@
           <w:color w:val="0070C0"/>
           <w:lang w:val="es-MX"/>
         </w:rPr>
-        <w:t xml:space="preserve">[25:31 - 25:43] </w:t>
+        <w:t xml:space="preserve"/>
       </w:r>
       <w:r>
         <w:rPr>
@@ -6180,7 +6180,7 @@
           <w:color w:val="0070C0"/>
           <w:lang w:val="es-MX"/>
         </w:rPr>
-        <w:t xml:space="preserve">[25:43 - 25:56] </w:t>
+        <w:t xml:space="preserve"/>
       </w:r>
       <w:r>
         <w:rPr>
@@ -6272,7 +6272,7 @@
           <w:color w:val="0070C0"/>
           <w:lang w:val="es-MX"/>
         </w:rPr>
-        <w:t xml:space="preserve">[25:57 - 25:58] </w:t>
+        <w:t xml:space="preserve"/>
       </w:r>
       <w:r>
         <w:rPr>
@@ -6327,7 +6327,7 @@
           <w:color w:val="0070C0"/>
           <w:lang w:val="es-MX"/>
         </w:rPr>
-        <w:t xml:space="preserve">[25:58 - 26:09] </w:t>
+        <w:t xml:space="preserve"/>
       </w:r>
       <w:r>
         <w:rPr>
@@ -6352,7 +6352,7 @@
           <w:color w:val="0070C0"/>
           <w:lang w:val="es-MX"/>
         </w:rPr>
-        <w:t xml:space="preserve">[26:09 - 26:19] </w:t>
+        <w:t xml:space="preserve"/>
       </w:r>
       <w:r>
         <w:rPr>
@@ -6385,7 +6385,7 @@
           <w:color w:val="0070C0"/>
           <w:lang w:val="es-MX"/>
         </w:rPr>
-        <w:t xml:space="preserve">[26:20 - 26:27] </w:t>
+        <w:t xml:space="preserve"/>
       </w:r>
       <w:r>
         <w:rPr>
@@ -6477,7 +6477,7 @@
           <w:color w:val="0070C0"/>
           <w:lang w:val="es-MX"/>
         </w:rPr>
-        <w:t xml:space="preserve">[26:31 - 26:34] </w:t>
+        <w:t xml:space="preserve"/>
       </w:r>
       <w:r>
         <w:rPr>
@@ -6502,7 +6502,7 @@
           <w:color w:val="0070C0"/>
           <w:lang w:val="es-MX"/>
         </w:rPr>
-        <w:t xml:space="preserve">[26:41 - 26:44] </w:t>
+        <w:t xml:space="preserve"/>
       </w:r>
       <w:r>
         <w:rPr>
@@ -6557,7 +6557,7 @@
           <w:color w:val="0070C0"/>
           <w:lang w:val="es-MX"/>
         </w:rPr>
-        <w:t xml:space="preserve">[26:46 - 26:48] </w:t>
+        <w:t xml:space="preserve"/>
       </w:r>
       <w:r>
         <w:rPr>
@@ -6612,7 +6612,7 @@
           <w:color w:val="0070C0"/>
           <w:lang w:val="es-MX"/>
         </w:rPr>
-        <w:t xml:space="preserve">[26:49 - 26:50] </w:t>
+        <w:t xml:space="preserve"/>
       </w:r>
       <w:r>
         <w:rPr>
@@ -6667,7 +6667,7 @@
           <w:color w:val="0070C0"/>
           <w:lang w:val="es-MX"/>
         </w:rPr>
-        <w:t xml:space="preserve">[26:51 - 27:03] </w:t>
+        <w:t xml:space="preserve"/>
       </w:r>
       <w:r>
         <w:rPr>
@@ -6692,7 +6692,7 @@
           <w:color w:val="0070C0"/>
           <w:lang w:val="es-MX"/>
         </w:rPr>
-        <w:t xml:space="preserve">[27:04 - 27:12] </w:t>
+        <w:t xml:space="preserve"/>
       </w:r>
       <w:r>
         <w:rPr>
@@ -6747,7 +6747,7 @@
           <w:color w:val="0070C0"/>
           <w:lang w:val="es-MX"/>
         </w:rPr>
-        <w:t xml:space="preserve">[27:14 - 27:19] </w:t>
+        <w:t xml:space="preserve"/>
       </w:r>
       <w:r>
         <w:rPr>
@@ -6802,7 +6802,7 @@
           <w:color w:val="0070C0"/>
           <w:lang w:val="es-MX"/>
         </w:rPr>
-        <w:t xml:space="preserve">[27:23 - 27:35] </w:t>
+        <w:t xml:space="preserve"/>
       </w:r>
       <w:r>
         <w:rPr>
@@ -6827,7 +6827,7 @@
           <w:color w:val="0070C0"/>
           <w:lang w:val="es-MX"/>
         </w:rPr>
-        <w:t xml:space="preserve">[27:35 - 27:41] </w:t>
+        <w:t xml:space="preserve"/>
       </w:r>
       <w:r>
         <w:rPr>
@@ -6882,7 +6882,7 @@
           <w:color w:val="0070C0"/>
           <w:lang w:val="es-MX"/>
         </w:rPr>
-        <w:t xml:space="preserve">[27:41 - 27:51] </w:t>
+        <w:t xml:space="preserve"/>
       </w:r>
       <w:r>
         <w:rPr>
@@ -6938,7 +6938,7 @@
           <w:lang w:val="es-MX"/>
         </w:rPr>
         <w:lastRenderedPageBreak/>
-        <w:t xml:space="preserve">[27:51 - 27:52] </w:t>
+        <w:t xml:space="preserve"/>
       </w:r>
       <w:r>
         <w:rPr>
@@ -7013,7 +7013,7 @@
           <w:color w:val="0070C0"/>
           <w:lang w:val="es-MX"/>
         </w:rPr>
-        <w:t xml:space="preserve">[27:52 - 28:03] </w:t>
+        <w:t xml:space="preserve"/>
       </w:r>
       <w:r>
         <w:rPr>
@@ -7066,7 +7066,7 @@
           <w:color w:val="0070C0"/>
           <w:lang w:val="es-MX"/>
         </w:rPr>
-        <w:t xml:space="preserve">[28:03 - 28:10] </w:t>
+        <w:t xml:space="preserve"/>
       </w:r>
       <w:r>
         <w:rPr>
@@ -7121,7 +7121,7 @@
           <w:color w:val="0070C0"/>
           <w:lang w:val="es-MX"/>
         </w:rPr>
-        <w:t xml:space="preserve">[28:10 - 28:20] </w:t>
+        <w:t xml:space="preserve"/>
       </w:r>
       <w:r>
         <w:rPr>
@@ -7176,7 +7176,7 @@
           <w:color w:val="0070C0"/>
           <w:lang w:val="es-MX"/>
         </w:rPr>
-        <w:t xml:space="preserve">[28:21 - 28:31] </w:t>
+        <w:t xml:space="preserve"/>
       </w:r>
       <w:r>
         <w:rPr>
@@ -7201,7 +7201,7 @@
           <w:color w:val="0070C0"/>
           <w:lang w:val="es-MX"/>
         </w:rPr>
-        <w:t xml:space="preserve">[28:31 - 28:39] </w:t>
+        <w:t xml:space="preserve"/>
       </w:r>
       <w:r>
         <w:rPr>
@@ -7256,7 +7256,7 @@
           <w:color w:val="0070C0"/>
           <w:lang w:val="es-MX"/>
         </w:rPr>
-        <w:t xml:space="preserve">[28:40 - 28:40] </w:t>
+        <w:t xml:space="preserve"/>
       </w:r>
       <w:r>
         <w:rPr>
@@ -7311,7 +7311,7 @@
           <w:color w:val="0070C0"/>
           <w:lang w:val="es-MX"/>
         </w:rPr>
-        <w:t xml:space="preserve">[28:41 - 28:43] </w:t>
+        <w:t xml:space="preserve"/>
       </w:r>
       <w:r>
         <w:rPr>
@@ -7366,7 +7366,7 @@
           <w:color w:val="0070C0"/>
           <w:lang w:val="es-MX"/>
         </w:rPr>
-        <w:t xml:space="preserve">[28:45 - 28:56] </w:t>
+        <w:t xml:space="preserve"/>
       </w:r>
       <w:r>
         <w:rPr>
@@ -7392,7 +7392,7 @@
           <w:lang w:val="es-MX"/>
         </w:rPr>
         <w:lastRenderedPageBreak/>
-        <w:t xml:space="preserve">[28:56 - 29:05] </w:t>
+        <w:t xml:space="preserve"/>
       </w:r>
       <w:r>
         <w:rPr>
@@ -7447,7 +7447,7 @@
           <w:color w:val="0070C0"/>
           <w:lang w:val="es-MX"/>
         </w:rPr>
-        <w:t xml:space="preserve">[29:06 - 29:14] </w:t>
+        <w:t xml:space="preserve"/>
       </w:r>
       <w:r>
         <w:rPr>
@@ -7472,7 +7472,7 @@
           <w:color w:val="0070C0"/>
           <w:lang w:val="es-MX"/>
         </w:rPr>
-        <w:t xml:space="preserve">[29:14 - 29:26] </w:t>
+        <w:t xml:space="preserve"/>
       </w:r>
       <w:r>
         <w:rPr>
@@ -7514,7 +7514,7 @@
           <w:color w:val="0070C0"/>
           <w:lang w:val="es-MX"/>
         </w:rPr>
-        <w:t xml:space="preserve">[29:26 - 29:36] </w:t>
+        <w:t xml:space="preserve"/>
       </w:r>
       <w:r>
         <w:rPr>
@@ -7539,7 +7539,7 @@
           <w:color w:val="0070C0"/>
           <w:lang w:val="es-MX"/>
         </w:rPr>
-        <w:t xml:space="preserve">[29:37 - 29:47] </w:t>
+        <w:t xml:space="preserve"/>
       </w:r>
       <w:r>
         <w:rPr>
@@ -7564,7 +7564,7 @@
           <w:color w:val="0070C0"/>
           <w:lang w:val="es-MX"/>
         </w:rPr>
-        <w:t xml:space="preserve">[29:47 - 29:58] </w:t>
+        <w:t xml:space="preserve"/>
       </w:r>
       <w:r>
         <w:rPr>
@@ -7589,7 +7589,7 @@
           <w:color w:val="0070C0"/>
           <w:lang w:val="es-MX"/>
         </w:rPr>
-        <w:t xml:space="preserve">[29:59 - 30:10] </w:t>
+        <w:t xml:space="preserve"/>
       </w:r>
       <w:r>
         <w:rPr>
@@ -7613,7 +7613,7 @@
           <w:rFonts w:ascii="Aptos" w:eastAsia="Aptos" w:hAnsi="Aptos" w:cs="Aptos"/>
           <w:color w:val="0070C0"/>
         </w:rPr>
-        <w:t xml:space="preserve">[30:11 - 30:21] </w:t>
+        <w:t xml:space="preserve"/>
       </w:r>
       <w:r>
         <w:rPr>
@@ -7645,7 +7645,7 @@
           <w:color w:val="0070C0"/>
           <w:lang w:val="es-MX"/>
         </w:rPr>
-        <w:t xml:space="preserve">[30:21 - 30:33] </w:t>
+        <w:t xml:space="preserve"/>
       </w:r>
       <w:r>
         <w:rPr>
@@ -7670,7 +7670,7 @@
           <w:color w:val="0070C0"/>
           <w:lang w:val="es-MX"/>
         </w:rPr>
-        <w:t xml:space="preserve">[30:33 - 30:44] </w:t>
+        <w:t xml:space="preserve"/>
       </w:r>
       <w:r>
         <w:rPr>
@@ -7695,7 +7695,7 @@
           <w:color w:val="0070C0"/>
           <w:lang w:val="es-MX"/>
         </w:rPr>
-        <w:t xml:space="preserve">[30:44 - 30:57] </w:t>
+        <w:t xml:space="preserve"/>
       </w:r>
       <w:r>
         <w:rPr>
@@ -7720,7 +7720,7 @@
           <w:color w:val="0070C0"/>
           <w:lang w:val="es-MX"/>
         </w:rPr>
-        <w:t xml:space="preserve">[30:58 - 31:10] </w:t>
+        <w:t xml:space="preserve"/>
       </w:r>
       <w:r>
         <w:rPr>
@@ -7745,7 +7745,7 @@
           <w:color w:val="0070C0"/>
           <w:lang w:val="es-MX"/>
         </w:rPr>
-        <w:t xml:space="preserve">[31:11 - 31:13] </w:t>
+        <w:t xml:space="preserve"/>
       </w:r>
       <w:r>
         <w:rPr>
@@ -7802,7 +7802,7 @@
           <w:color w:val="0070C0"/>
           <w:lang w:val="es-MX"/>
         </w:rPr>
-        <w:t xml:space="preserve">[31:15 - 31:16] </w:t>
+        <w:t xml:space="preserve"/>
       </w:r>
       <w:r>
         <w:rPr>
@@ -7867,7 +7867,7 @@
           <w:color w:val="0070C0"/>
           <w:lang w:val="es-MX"/>
         </w:rPr>
-        <w:t xml:space="preserve">[31:17 - 31:23] </w:t>
+        <w:t xml:space="preserve"/>
       </w:r>
       <w:r>
         <w:rPr>
@@ -7924,7 +7924,7 @@
           <w:color w:val="0070C0"/>
           <w:lang w:val="es-MX"/>
         </w:rPr>
-        <w:t xml:space="preserve">[31:23 - 31:24] </w:t>
+        <w:t xml:space="preserve"/>
       </w:r>
       <w:r>
         <w:rPr>
@@ -7979,7 +7979,7 @@
           <w:color w:val="0070C0"/>
           <w:lang w:val="es-MX"/>
         </w:rPr>
-        <w:t xml:space="preserve">[31:26 - 31:27] </w:t>
+        <w:t xml:space="preserve"/>
       </w:r>
       <w:r>
         <w:rPr>
@@ -8034,7 +8034,7 @@
           <w:color w:val="0070C0"/>
           <w:lang w:val="es-MX"/>
         </w:rPr>
-        <w:t xml:space="preserve">[31:27 - 31:28] </w:t>
+        <w:t xml:space="preserve"/>
       </w:r>
       <w:r>
         <w:rPr>
@@ -8089,7 +8089,7 @@
           <w:color w:val="0070C0"/>
           <w:lang w:val="es-MX"/>
         </w:rPr>
-        <w:t xml:space="preserve">[31:29 - 31:42] </w:t>
+        <w:t xml:space="preserve"/>
       </w:r>
       <w:r>
         <w:rPr>
@@ -8140,7 +8140,7 @@
           <w:color w:val="0070C0"/>
           <w:lang w:val="es-MX"/>
         </w:rPr>
-        <w:t xml:space="preserve">[31:42 - 31:53] </w:t>
+        <w:t xml:space="preserve"/>
       </w:r>
       <w:r>
         <w:rPr>
@@ -8207,7 +8207,7 @@
           <w:color w:val="0070C0"/>
           <w:lang w:val="es-MX"/>
         </w:rPr>
-        <w:t xml:space="preserve">[31:56 - 32:00] </w:t>
+        <w:t xml:space="preserve"/>
       </w:r>
       <w:r>
         <w:rPr>
@@ -8262,7 +8262,7 @@
           <w:color w:val="0070C0"/>
           <w:lang w:val="es-MX"/>
         </w:rPr>
-        <w:t xml:space="preserve">[32:01 - 32:02] </w:t>
+        <w:t xml:space="preserve"/>
       </w:r>
       <w:r>
         <w:rPr>
@@ -8318,7 +8318,7 @@
           <w:lang w:val="es-MX"/>
         </w:rPr>
         <w:lastRenderedPageBreak/>
-        <w:t xml:space="preserve">[32:04 - 32:15] </w:t>
+        <w:t xml:space="preserve"/>
       </w:r>
       <w:r>
         <w:rPr>
@@ -8343,7 +8343,7 @@
           <w:color w:val="0070C0"/>
           <w:lang w:val="es-MX"/>
         </w:rPr>
-        <w:t xml:space="preserve">[32:16 - 32:23] </w:t>
+        <w:t xml:space="preserve"/>
       </w:r>
       <w:r>
         <w:rPr>
@@ -8398,7 +8398,7 @@
           <w:color w:val="0070C0"/>
           <w:lang w:val="es-MX"/>
         </w:rPr>
-        <w:t xml:space="preserve">[32:24 - 32:24] </w:t>
+        <w:t xml:space="preserve"/>
       </w:r>
       <w:r>
         <w:rPr>
@@ -8453,7 +8453,7 @@
           <w:color w:val="0070C0"/>
           <w:lang w:val="es-MX"/>
         </w:rPr>
-        <w:t xml:space="preserve">[32:24 - 32:32] </w:t>
+        <w:t xml:space="preserve"/>
       </w:r>
       <w:r>
         <w:rPr>
@@ -8508,7 +8508,7 @@
           <w:color w:val="0070C0"/>
           <w:lang w:val="es-MX"/>
         </w:rPr>
-        <w:t xml:space="preserve">[32:32 - 32:36] </w:t>
+        <w:t xml:space="preserve"/>
       </w:r>
       <w:r>
         <w:rPr>
@@ -8563,7 +8563,7 @@
           <w:color w:val="0070C0"/>
           <w:lang w:val="es-MX"/>
         </w:rPr>
-        <w:t xml:space="preserve">[32:39 - 32:52] </w:t>
+        <w:t xml:space="preserve"/>
       </w:r>
       <w:r>
         <w:rPr>
@@ -8588,7 +8588,7 @@
           <w:color w:val="0070C0"/>
           <w:lang w:val="es-MX"/>
         </w:rPr>
-        <w:t xml:space="preserve">[32:53 - 32:58] </w:t>
+        <w:t xml:space="preserve"/>
       </w:r>
       <w:r>
         <w:rPr>
@@ -8643,7 +8643,7 @@
           <w:color w:val="0070C0"/>
           <w:lang w:val="es-MX"/>
         </w:rPr>
-        <w:t xml:space="preserve">[32:59 - 33:11] </w:t>
+        <w:t xml:space="preserve"/>
       </w:r>
       <w:r>
         <w:rPr>
@@ -8668,7 +8668,7 @@
           <w:color w:val="0070C0"/>
           <w:lang w:val="es-MX"/>
         </w:rPr>
-        <w:t xml:space="preserve">[33:12 - 33:23] </w:t>
+        <w:t xml:space="preserve"/>
       </w:r>
       <w:r>
         <w:rPr>
@@ -8694,7 +8694,7 @@
           <w:lang w:val="es-MX"/>
         </w:rPr>
         <w:lastRenderedPageBreak/>
-        <w:t xml:space="preserve">[33:23 - 33:32] </w:t>
+        <w:t xml:space="preserve"/>
       </w:r>
       <w:r>
         <w:rPr>
@@ -8719,7 +8719,7 @@
           <w:color w:val="0070C0"/>
           <w:lang w:val="es-MX"/>
         </w:rPr>
-        <w:t xml:space="preserve">[33:32 - 33:45] </w:t>
+        <w:t xml:space="preserve"/>
       </w:r>
       <w:r>
         <w:rPr>
@@ -8744,7 +8744,7 @@
           <w:color w:val="0070C0"/>
           <w:lang w:val="es-MX"/>
         </w:rPr>
-        <w:t xml:space="preserve">[33:45 - 33:58] </w:t>
+        <w:t xml:space="preserve"/>
       </w:r>
       <w:r>
         <w:rPr>
@@ -8769,7 +8769,7 @@
           <w:color w:val="0070C0"/>
           <w:lang w:val="es-MX"/>
         </w:rPr>
-        <w:t xml:space="preserve">[33:58 - 34:08] </w:t>
+        <w:t xml:space="preserve"/>
       </w:r>
       <w:r>
         <w:rPr>
@@ -8794,7 +8794,7 @@
           <w:color w:val="0070C0"/>
           <w:lang w:val="es-MX"/>
         </w:rPr>
-        <w:t xml:space="preserve">[34:08 - 34:20] </w:t>
+        <w:t xml:space="preserve"/>
       </w:r>
       <w:r>
         <w:rPr>
@@ -8819,7 +8819,7 @@
           <w:color w:val="0070C0"/>
           <w:lang w:val="es-MX"/>
         </w:rPr>
-        <w:t xml:space="preserve">[34:20 - 34:31] </w:t>
+        <w:t xml:space="preserve"/>
       </w:r>
       <w:r>
         <w:rPr>
@@ -8844,7 +8844,7 @@
           <w:color w:val="0070C0"/>
           <w:lang w:val="es-MX"/>
         </w:rPr>
-        <w:t xml:space="preserve">[34:31 - 34:42] </w:t>
+        <w:t xml:space="preserve"/>
       </w:r>
       <w:r>
         <w:rPr>
@@ -8869,7 +8869,7 @@
           <w:color w:val="0070C0"/>
           <w:lang w:val="es-MX"/>
         </w:rPr>
-        <w:t xml:space="preserve">[34:43 - 34:53] </w:t>
+        <w:t xml:space="preserve"/>
       </w:r>
       <w:r>
         <w:rPr>
@@ -8894,7 +8894,7 @@
           <w:color w:val="0070C0"/>
           <w:lang w:val="es-MX"/>
         </w:rPr>
-        <w:t xml:space="preserve">[34:54 - 35:06] </w:t>
+        <w:t xml:space="preserve"/>
       </w:r>
       <w:r>
         <w:rPr>
@@ -8919,7 +8919,7 @@
           <w:color w:val="0070C0"/>
           <w:lang w:val="es-MX"/>
         </w:rPr>
-        <w:t xml:space="preserve">[35:06 - 35:19] </w:t>
+        <w:t xml:space="preserve"/>
       </w:r>
       <w:r>
         <w:rPr>
@@ -8944,7 +8944,7 @@
           <w:color w:val="0070C0"/>
           <w:lang w:val="es-MX"/>
         </w:rPr>
-        <w:t xml:space="preserve">[35:19 - 35:30] </w:t>
+        <w:t xml:space="preserve"/>
       </w:r>
       <w:r>
         <w:rPr>
@@ -8969,7 +8969,7 @@
           <w:color w:val="0070C0"/>
           <w:lang w:val="es-MX"/>
         </w:rPr>
-        <w:t xml:space="preserve">[35:30 - 35:40] </w:t>
+        <w:t xml:space="preserve"/>
       </w:r>
       <w:r>
         <w:rPr>
@@ -8994,7 +8994,7 @@
           <w:color w:val="0070C0"/>
           <w:lang w:val="es-MX"/>
         </w:rPr>
-        <w:t xml:space="preserve">[35:40 - 35:52] </w:t>
+        <w:t xml:space="preserve"/>
       </w:r>
       <w:r>
         <w:rPr>
@@ -9019,7 +9019,7 @@
           <w:color w:val="0070C0"/>
           <w:lang w:val="es-MX"/>
         </w:rPr>
-        <w:t xml:space="preserve">[35:53 - 36:01] </w:t>
+        <w:t xml:space="preserve"/>
       </w:r>
       <w:r>
         <w:rPr>
@@ -9045,7 +9045,7 @@
           <w:lang w:val="es-MX"/>
         </w:rPr>
         <w:lastRenderedPageBreak/>
-        <w:t xml:space="preserve">[36:01 - 36:12] </w:t>
+        <w:t xml:space="preserve"/>
       </w:r>
       <w:r>
         <w:rPr>
@@ -9070,7 +9070,7 @@
           <w:color w:val="0070C0"/>
           <w:lang w:val="es-MX"/>
         </w:rPr>
-        <w:t xml:space="preserve">[36:13 - 36:25] </w:t>
+        <w:t xml:space="preserve"/>
       </w:r>
       <w:r>
         <w:rPr>
@@ -9095,7 +9095,7 @@
           <w:color w:val="0070C0"/>
           <w:lang w:val="es-MX"/>
         </w:rPr>
-        <w:t xml:space="preserve">[36:25 - 36:35] </w:t>
+        <w:t xml:space="preserve"/>
       </w:r>
       <w:r>
         <w:rPr>
@@ -9120,7 +9120,7 @@
           <w:color w:val="0070C0"/>
           <w:lang w:val="es-MX"/>
         </w:rPr>
-        <w:t xml:space="preserve">[36:35 - 36:48] </w:t>
+        <w:t xml:space="preserve"/>
       </w:r>
       <w:r>
         <w:rPr>
@@ -9175,7 +9175,7 @@
           <w:color w:val="0070C0"/>
           <w:lang w:val="es-MX"/>
         </w:rPr>
-        <w:t xml:space="preserve">[36:49 - 36:51] </w:t>
+        <w:t xml:space="preserve"/>
       </w:r>
       <w:r>
         <w:rPr>
@@ -9230,7 +9230,7 @@
           <w:color w:val="0070C0"/>
           <w:lang w:val="es-MX"/>
         </w:rPr>
-        <w:t xml:space="preserve">[37:10 - 37:13] </w:t>
+        <w:t xml:space="preserve"/>
       </w:r>
       <w:r>
         <w:rPr>
@@ -9285,7 +9285,7 @@
           <w:color w:val="0070C0"/>
           <w:lang w:val="es-MX"/>
         </w:rPr>
-        <w:t xml:space="preserve">[37:15 - 37:25] </w:t>
+        <w:t xml:space="preserve"/>
       </w:r>
       <w:r>
         <w:rPr>
@@ -9340,7 +9340,7 @@
           <w:color w:val="0070C0"/>
           <w:lang w:val="es-MX"/>
         </w:rPr>
-        <w:t xml:space="preserve">[37:25 - 37:34] </w:t>
+        <w:t xml:space="preserve"/>
       </w:r>
       <w:r>
         <w:rPr>
@@ -9365,7 +9365,7 @@
           <w:color w:val="0070C0"/>
           <w:lang w:val="es-MX"/>
         </w:rPr>
-        <w:t xml:space="preserve">[37:35 - 37:48] </w:t>
+        <w:t xml:space="preserve"/>
       </w:r>
       <w:r>
         <w:rPr>
@@ -9390,7 +9390,7 @@
           <w:color w:val="0070C0"/>
           <w:lang w:val="es-MX"/>
         </w:rPr>
-        <w:t xml:space="preserve">[37:48 - 37:53] </w:t>
+        <w:t xml:space="preserve"/>
       </w:r>
       <w:r>
         <w:rPr>
@@ -9445,7 +9445,7 @@
           <w:color w:val="0070C0"/>
           <w:lang w:val="es-MX"/>
         </w:rPr>
-        <w:t xml:space="preserve">[37:54 - 37:57] </w:t>
+        <w:t xml:space="preserve"/>
       </w:r>
       <w:r>
         <w:rPr>
@@ -9500,7 +9500,7 @@
           <w:color w:val="0070C0"/>
           <w:lang w:val="es-MX"/>
         </w:rPr>
-        <w:t xml:space="preserve">[37:58 - 38:10] </w:t>
+        <w:t xml:space="preserve"/>
       </w:r>
       <w:r>
         <w:rPr>
@@ -9525,7 +9525,7 @@
           <w:color w:val="0070C0"/>
           <w:lang w:val="es-MX"/>
         </w:rPr>
-        <w:t xml:space="preserve">[38:11 - 38:21] </w:t>
+        <w:t xml:space="preserve"/>
       </w:r>
       <w:r>
         <w:rPr>
@@ -9550,7 +9550,7 @@
           <w:color w:val="0070C0"/>
           <w:lang w:val="es-MX"/>
         </w:rPr>
-        <w:t xml:space="preserve">[38:22 - 38:31] </w:t>
+        <w:t xml:space="preserve"/>
       </w:r>
       <w:r>
         <w:rPr>
@@ -9575,7 +9575,7 @@
           <w:color w:val="0070C0"/>
           <w:lang w:val="es-MX"/>
         </w:rPr>
-        <w:t xml:space="preserve">[38:31 - 38:43] </w:t>
+        <w:t xml:space="preserve"/>
       </w:r>
       <w:r>
         <w:rPr>
@@ -9600,7 +9600,7 @@
           <w:color w:val="0070C0"/>
           <w:lang w:val="es-MX"/>
         </w:rPr>
-        <w:t xml:space="preserve">[38:48 - 38:59] </w:t>
+        <w:t xml:space="preserve"/>
       </w:r>
       <w:r>
         <w:rPr>
@@ -9625,7 +9625,7 @@
           <w:color w:val="0070C0"/>
           <w:lang w:val="es-MX"/>
         </w:rPr>
-        <w:t xml:space="preserve">[38:59 - 39:12] </w:t>
+        <w:t xml:space="preserve"/>
       </w:r>
       <w:r>
         <w:rPr>
@@ -9650,7 +9650,7 @@
           <w:color w:val="0070C0"/>
           <w:lang w:val="es-MX"/>
         </w:rPr>
-        <w:t xml:space="preserve">[39:12 - 39:22] </w:t>
+        <w:t xml:space="preserve"/>
       </w:r>
       <w:r>
         <w:rPr>
@@ -9705,7 +9705,7 @@
           <w:color w:val="0070C0"/>
           <w:lang w:val="es-MX"/>
         </w:rPr>
-        <w:t xml:space="preserve">[39:23 - 39:28] </w:t>
+        <w:t xml:space="preserve"/>
       </w:r>
       <w:r>
         <w:rPr>
@@ -9760,7 +9760,7 @@
           <w:color w:val="0070C0"/>
           <w:lang w:val="es-MX"/>
         </w:rPr>
-        <w:t xml:space="preserve">[39:28 - 39:39] </w:t>
+        <w:t xml:space="preserve"/>
       </w:r>
       <w:r>
         <w:rPr>
@@ -9815,15 +9815,15 @@
           <w:color w:val="0070C0"/>
           <w:lang w:val="es-MX"/>
         </w:rPr>
-        <w:t xml:space="preserve">[39:41 </w:t>
-      </w:r>
-      <w:r>
-        <w:rPr>
-          <w:rFonts w:ascii="Aptos" w:eastAsia="Aptos" w:hAnsi="Aptos" w:cs="Aptos"/>
-          <w:color w:val="000000" w:themeColor="text1"/>
-          <w:lang w:val="es-MX"/>
-        </w:rPr>
-        <w:t>- 39:53] Porque para a gente é um baita case, assim. A psicóloga mais citada, né? Historicamente do campo da psicologia, ou seja, laureada pela ciência,</w:t>
+        <w:t xml:space="preserve"/>
+      </w:r>
+      <w:r>
+        <w:rPr>
+          <w:rFonts w:ascii="Aptos" w:eastAsia="Aptos" w:hAnsi="Aptos" w:cs="Aptos"/>
+          <w:color w:val="000000" w:themeColor="text1"/>
+          <w:lang w:val="es-MX"/>
+        </w:rPr>
+        <w:t>Porque para a gente é um baita case, assim. A psicóloga mais citada, né? Historicamente do campo da psicologia, ou seja, laureada pela ciência,</w:t>
       </w:r>
     </w:p>
     <w:p>
@@ -9841,7 +9841,7 @@
           <w:lang w:val="es-MX"/>
         </w:rPr>
         <w:lastRenderedPageBreak/>
-        <w:t xml:space="preserve">[39:53 - 40:05] </w:t>
+        <w:t xml:space="preserve"/>
       </w:r>
       <w:r>
         <w:rPr>
@@ -9866,7 +9866,7 @@
           <w:color w:val="0070C0"/>
           <w:lang w:val="es-MX"/>
         </w:rPr>
-        <w:t xml:space="preserve">[40:05 - 40:11] </w:t>
+        <w:t xml:space="preserve"/>
       </w:r>
       <w:r>
         <w:rPr>
@@ -9921,7 +9921,7 @@
           <w:color w:val="0070C0"/>
           <w:lang w:val="es-MX"/>
         </w:rPr>
-        <w:t xml:space="preserve">[40:11 - 40:23] </w:t>
+        <w:t xml:space="preserve"/>
       </w:r>
       <w:r>
         <w:rPr>
@@ -9946,7 +9946,7 @@
           <w:color w:val="0070C0"/>
           <w:lang w:val="es-MX"/>
         </w:rPr>
-        <w:t xml:space="preserve">[40:24 - 40:25] </w:t>
+        <w:t xml:space="preserve"/>
       </w:r>
       <w:r>
         <w:rPr>
@@ -10001,7 +10001,7 @@
           <w:color w:val="0070C0"/>
           <w:lang w:val="es-MX"/>
         </w:rPr>
-        <w:t xml:space="preserve">[40:26 - 40:28] </w:t>
+        <w:t xml:space="preserve"/>
       </w:r>
       <w:r>
         <w:rPr>
@@ -10056,7 +10056,7 @@
           <w:color w:val="0070C0"/>
           <w:lang w:val="es-MX"/>
         </w:rPr>
-        <w:t xml:space="preserve">[40:29 - 40:41] </w:t>
+        <w:t xml:space="preserve"/>
       </w:r>
       <w:r>
         <w:rPr>
@@ -10081,7 +10081,7 @@
           <w:color w:val="0070C0"/>
           <w:lang w:val="es-MX"/>
         </w:rPr>
-        <w:t xml:space="preserve">[40:42 - 40:55] </w:t>
+        <w:t xml:space="preserve"/>
       </w:r>
       <w:r>
         <w:rPr>
@@ -10106,7 +10106,7 @@
           <w:color w:val="0070C0"/>
           <w:lang w:val="es-MX"/>
         </w:rPr>
-        <w:t xml:space="preserve">[40:55 - 41:07] </w:t>
+        <w:t xml:space="preserve"/>
       </w:r>
       <w:r>
         <w:rPr>
@@ -10131,7 +10131,7 @@
           <w:color w:val="0070C0"/>
           <w:lang w:val="es-MX"/>
         </w:rPr>
-        <w:t xml:space="preserve">[41:08 - 41:20] </w:t>
+        <w:t xml:space="preserve"/>
       </w:r>
       <w:r>
         <w:rPr>
@@ -10156,7 +10156,7 @@
           <w:color w:val="0070C0"/>
           <w:lang w:val="es-MX"/>
         </w:rPr>
-        <w:t xml:space="preserve">[41:20 - 41:30] </w:t>
+        <w:t xml:space="preserve"/>
       </w:r>
       <w:r>
         <w:rPr>
@@ -10212,7 +10212,7 @@
           <w:lang w:val="es-MX"/>
         </w:rPr>
         <w:lastRenderedPageBreak/>
-        <w:t xml:space="preserve">[41:30 - 41:43] </w:t>
+        <w:t xml:space="preserve"/>
       </w:r>
       <w:r>
         <w:rPr>
@@ -10237,7 +10237,7 @@
           <w:color w:val="0070C0"/>
           <w:lang w:val="es-MX"/>
         </w:rPr>
-        <w:t xml:space="preserve">[41:43 - 41:49] </w:t>
+        <w:t xml:space="preserve"/>
       </w:r>
       <w:r>
         <w:rPr>
@@ -10292,7 +10292,7 @@
           <w:color w:val="0070C0"/>
           <w:lang w:val="es-MX"/>
         </w:rPr>
-        <w:t xml:space="preserve">[41:49 - 42:00] </w:t>
+        <w:t xml:space="preserve"/>
       </w:r>
       <w:r>
         <w:rPr>
@@ -10334,7 +10334,7 @@
           <w:color w:val="0070C0"/>
           <w:lang w:val="es-MX"/>
         </w:rPr>
-        <w:t xml:space="preserve">[42:01 - 42:05] </w:t>
+        <w:t xml:space="preserve"/>
       </w:r>
       <w:r>
         <w:rPr>
@@ -10389,7 +10389,7 @@
           <w:color w:val="0070C0"/>
           <w:lang w:val="es-MX"/>
         </w:rPr>
-        <w:t xml:space="preserve">[42:05 - 42:06] </w:t>
+        <w:t xml:space="preserve"/>
       </w:r>
       <w:r>
         <w:rPr>
@@ -10444,7 +10444,7 @@
           <w:color w:val="0070C0"/>
           <w:lang w:val="es-MX"/>
         </w:rPr>
-        <w:t xml:space="preserve">[42:07 - 42:19] </w:t>
+        <w:t xml:space="preserve"/>
       </w:r>
       <w:r>
         <w:rPr>
@@ -10486,7 +10486,7 @@
           <w:color w:val="0070C0"/>
           <w:lang w:val="es-MX"/>
         </w:rPr>
-        <w:t xml:space="preserve">[42:19 - 42:30] </w:t>
+        <w:t xml:space="preserve"/>
       </w:r>
       <w:r>
         <w:rPr>
@@ -10511,7 +10511,7 @@
           <w:color w:val="0070C0"/>
           <w:lang w:val="es-MX"/>
         </w:rPr>
-        <w:t xml:space="preserve">[42:31 - 42:41] </w:t>
+        <w:t xml:space="preserve"/>
       </w:r>
       <w:r>
         <w:rPr>
@@ -10536,7 +10536,7 @@
           <w:color w:val="0070C0"/>
           <w:lang w:val="es-MX"/>
         </w:rPr>
-        <w:t xml:space="preserve">[42:41 - 42:53] </w:t>
+        <w:t xml:space="preserve"/>
       </w:r>
       <w:r>
         <w:rPr>
@@ -10561,7 +10561,7 @@
           <w:color w:val="0070C0"/>
           <w:lang w:val="es-MX"/>
         </w:rPr>
-        <w:t xml:space="preserve">[42:53 - 43:03] </w:t>
+        <w:t xml:space="preserve"/>
       </w:r>
       <w:r>
         <w:rPr>
@@ -10586,7 +10586,7 @@
           <w:color w:val="0070C0"/>
           <w:lang w:val="es-MX"/>
         </w:rPr>
-        <w:t xml:space="preserve">[43:03 - 43:15] </w:t>
+        <w:t xml:space="preserve"/>
       </w:r>
       <w:r>
         <w:rPr>
@@ -10628,7 +10628,7 @@
           <w:color w:val="0070C0"/>
           <w:lang w:val="es-MX"/>
         </w:rPr>
-        <w:t xml:space="preserve">[43:16 - 43:28] </w:t>
+        <w:t xml:space="preserve"/>
       </w:r>
       <w:r>
         <w:rPr>
@@ -10654,7 +10654,7 @@
           <w:lang w:val="es-MX"/>
         </w:rPr>
         <w:lastRenderedPageBreak/>
-        <w:t xml:space="preserve">[43:31 - 43:33] </w:t>
+        <w:t xml:space="preserve"/>
       </w:r>
       <w:r>
         <w:rPr>
@@ -10709,7 +10709,7 @@
           <w:color w:val="0070C0"/>
           <w:lang w:val="es-MX"/>
         </w:rPr>
-        <w:t xml:space="preserve">[43:34 - 43:35] </w:t>
+        <w:t xml:space="preserve"/>
       </w:r>
       <w:r>
         <w:rPr>
@@ -10764,7 +10764,7 @@
           <w:color w:val="0070C0"/>
           <w:lang w:val="es-MX"/>
         </w:rPr>
-        <w:t xml:space="preserve">[43:37 - 43:50] </w:t>
+        <w:t xml:space="preserve"/>
       </w:r>
       <w:r>
         <w:rPr>
@@ -10789,7 +10789,7 @@
           <w:color w:val="0070C0"/>
           <w:lang w:val="es-MX"/>
         </w:rPr>
-        <w:t xml:space="preserve">[43:51 - 44:01] </w:t>
+        <w:t xml:space="preserve"/>
       </w:r>
       <w:r>
         <w:rPr>
@@ -10814,7 +10814,7 @@
           <w:color w:val="0070C0"/>
           <w:lang w:val="es-MX"/>
         </w:rPr>
-        <w:t xml:space="preserve">[44:01 - 44:12] </w:t>
+        <w:t xml:space="preserve"/>
       </w:r>
       <w:r>
         <w:rPr>
@@ -10839,7 +10839,7 @@
           <w:color w:val="0070C0"/>
           <w:lang w:val="es-MX"/>
         </w:rPr>
-        <w:t xml:space="preserve">[44:13 - 44:25] </w:t>
+        <w:t xml:space="preserve"/>
       </w:r>
       <w:r>
         <w:rPr>
@@ -10864,7 +10864,7 @@
           <w:color w:val="0070C0"/>
           <w:lang w:val="es-MX"/>
         </w:rPr>
-        <w:t xml:space="preserve">[44:25 - 44:35] </w:t>
+        <w:t xml:space="preserve"/>
       </w:r>
       <w:r>
         <w:rPr>
@@ -10919,7 +10919,7 @@
           <w:color w:val="0070C0"/>
           <w:lang w:val="es-MX"/>
         </w:rPr>
-        <w:t xml:space="preserve">[44:37 - 44:48] </w:t>
+        <w:t xml:space="preserve"/>
       </w:r>
       <w:r>
         <w:rPr>
@@ -10944,7 +10944,7 @@
           <w:color w:val="0070C0"/>
           <w:lang w:val="es-MX"/>
         </w:rPr>
-        <w:t xml:space="preserve">[44:48 - 45:01] </w:t>
+        <w:t xml:space="preserve"/>
       </w:r>
       <w:r>
         <w:rPr>
@@ -10969,7 +10969,7 @@
           <w:color w:val="0070C0"/>
           <w:lang w:val="es-MX"/>
         </w:rPr>
-        <w:t xml:space="preserve">[45:01 - 45:12] </w:t>
+        <w:t xml:space="preserve"/>
       </w:r>
       <w:r>
         <w:rPr>
@@ -10994,7 +10994,7 @@
           <w:color w:val="0070C0"/>
           <w:lang w:val="es-MX"/>
         </w:rPr>
-        <w:t xml:space="preserve">[45:13 - 45:24] </w:t>
+        <w:t xml:space="preserve"/>
       </w:r>
       <w:r>
         <w:rPr>
@@ -11020,7 +11020,7 @@
           <w:lang w:val="es-MX"/>
         </w:rPr>
         <w:lastRenderedPageBreak/>
-        <w:t xml:space="preserve">[45:25 - 45:37] </w:t>
+        <w:t xml:space="preserve"/>
       </w:r>
       <w:r>
         <w:rPr>
@@ -11062,7 +11062,7 @@
           <w:color w:val="0070C0"/>
           <w:lang w:val="es-MX"/>
         </w:rPr>
-        <w:t xml:space="preserve">[45:38 - 45:47] </w:t>
+        <w:t xml:space="preserve"/>
       </w:r>
       <w:r>
         <w:rPr>
@@ -11087,7 +11087,7 @@
           <w:color w:val="0070C0"/>
           <w:lang w:val="es-MX"/>
         </w:rPr>
-        <w:t xml:space="preserve">[45:48 - 45:59] </w:t>
+        <w:t xml:space="preserve"/>
       </w:r>
       <w:r>
         <w:rPr>
@@ -11112,7 +11112,7 @@
           <w:color w:val="0070C0"/>
           <w:lang w:val="es-MX"/>
         </w:rPr>
-        <w:t xml:space="preserve">[46:00 - 46:07] </w:t>
+        <w:t xml:space="preserve"/>
       </w:r>
       <w:r>
         <w:rPr>
@@ -11137,7 +11137,7 @@
           <w:color w:val="0070C0"/>
           <w:lang w:val="es-MX"/>
         </w:rPr>
-        <w:t xml:space="preserve">[46:08 - 46:20] </w:t>
+        <w:t xml:space="preserve"/>
       </w:r>
       <w:r>
         <w:rPr>
@@ -11162,7 +11162,7 @@
           <w:color w:val="0070C0"/>
           <w:lang w:val="es-MX"/>
         </w:rPr>
-        <w:t xml:space="preserve">[46:20 - 46:32] </w:t>
+        <w:t xml:space="preserve"/>
       </w:r>
       <w:r>
         <w:rPr>
@@ -11187,7 +11187,7 @@
           <w:color w:val="0070C0"/>
           <w:lang w:val="es-MX"/>
         </w:rPr>
-        <w:t xml:space="preserve">[46:33 - 46:45] </w:t>
+        <w:t xml:space="preserve"/>
       </w:r>
       <w:r>
         <w:rPr>
@@ -11212,7 +11212,7 @@
           <w:color w:val="0070C0"/>
           <w:lang w:val="es-MX"/>
         </w:rPr>
-        <w:t xml:space="preserve">[46:45 - 46:50] </w:t>
+        <w:t xml:space="preserve"/>
       </w:r>
       <w:r>
         <w:rPr>
@@ -11254,7 +11254,7 @@
           <w:color w:val="0070C0"/>
           <w:lang w:val="es-MX"/>
         </w:rPr>
-        <w:t xml:space="preserve">[46:50 - 46:56] </w:t>
+        <w:t xml:space="preserve"/>
       </w:r>
       <w:r>
         <w:rPr>
@@ -11309,7 +11309,7 @@
           <w:color w:val="0070C0"/>
           <w:lang w:val="es-MX"/>
         </w:rPr>
-        <w:t xml:space="preserve">[46:57 - 46:58] </w:t>
+        <w:t xml:space="preserve"/>
       </w:r>
       <w:r>
         <w:rPr>
@@ -11364,7 +11364,7 @@
           <w:color w:val="0070C0"/>
           <w:lang w:val="es-MX"/>
         </w:rPr>
-        <w:t xml:space="preserve">[46:58 - 47:06] </w:t>
+        <w:t xml:space="preserve"/>
       </w:r>
       <w:r>
         <w:rPr>
@@ -11390,7 +11390,7 @@
           <w:lang w:val="es-MX"/>
         </w:rPr>
         <w:lastRenderedPageBreak/>
-        <w:t xml:space="preserve">[47:07 - 47:19] </w:t>
+        <w:t xml:space="preserve"/>
       </w:r>
       <w:r>
         <w:rPr>
@@ -11415,7 +11415,7 @@
           <w:color w:val="0070C0"/>
           <w:lang w:val="es-MX"/>
         </w:rPr>
-        <w:t xml:space="preserve">[47:19 - 47:31] </w:t>
+        <w:t xml:space="preserve"/>
       </w:r>
       <w:r>
         <w:rPr>
@@ -11470,7 +11470,7 @@
           <w:color w:val="0070C0"/>
           <w:lang w:val="es-MX"/>
         </w:rPr>
-        <w:t xml:space="preserve">[47:32 - 47:33] </w:t>
+        <w:t xml:space="preserve"/>
       </w:r>
       <w:r>
         <w:rPr>
@@ -11525,7 +11525,7 @@
           <w:color w:val="0070C0"/>
           <w:lang w:val="es-MX"/>
         </w:rPr>
-        <w:t xml:space="preserve">[47:33 - 47:34] </w:t>
+        <w:t xml:space="preserve"/>
       </w:r>
       <w:r>
         <w:rPr>
@@ -11580,7 +11580,7 @@
           <w:color w:val="0070C0"/>
           <w:lang w:val="es-MX"/>
         </w:rPr>
-        <w:t xml:space="preserve">[47:34 - 47:46] </w:t>
+        <w:t xml:space="preserve"/>
       </w:r>
       <w:r>
         <w:rPr>
@@ -11622,7 +11622,7 @@
           <w:color w:val="0070C0"/>
           <w:lang w:val="es-MX"/>
         </w:rPr>
-        <w:t xml:space="preserve">[47:46 - 47:57] </w:t>
+        <w:t xml:space="preserve"/>
       </w:r>
       <w:r>
         <w:rPr>
@@ -11647,7 +11647,7 @@
           <w:color w:val="0070C0"/>
           <w:lang w:val="es-MX"/>
         </w:rPr>
-        <w:t xml:space="preserve">[47:58 - 48:05] </w:t>
+        <w:t xml:space="preserve"/>
       </w:r>
       <w:r>
         <w:rPr>
@@ -11702,7 +11702,7 @@
           <w:color w:val="0070C0"/>
           <w:lang w:val="es-MX"/>
         </w:rPr>
-        <w:t xml:space="preserve">[48:06 - 48:18] </w:t>
+        <w:t xml:space="preserve"/>
       </w:r>
       <w:r>
         <w:rPr>
@@ -11727,7 +11727,7 @@
           <w:color w:val="0070C0"/>
           <w:lang w:val="es-MX"/>
         </w:rPr>
-        <w:t xml:space="preserve">[48:22 - 48:33] </w:t>
+        <w:t xml:space="preserve"/>
       </w:r>
       <w:r>
         <w:rPr>
@@ -11752,7 +11752,7 @@
           <w:color w:val="0070C0"/>
           <w:lang w:val="es-MX"/>
         </w:rPr>
-        <w:t xml:space="preserve">[48:33 - 48:45] </w:t>
+        <w:t xml:space="preserve"/>
       </w:r>
       <w:r>
         <w:rPr>
@@ -11778,7 +11778,7 @@
           <w:lang w:val="es-MX"/>
         </w:rPr>
         <w:lastRenderedPageBreak/>
-        <w:t xml:space="preserve">[48:45 - 48:55] </w:t>
+        <w:t xml:space="preserve"/>
       </w:r>
       <w:r>
         <w:rPr>
@@ -11803,7 +11803,7 @@
           <w:color w:val="0070C0"/>
           <w:lang w:val="es-MX"/>
         </w:rPr>
-        <w:t xml:space="preserve">[48:55 - 49:08] </w:t>
+        <w:t xml:space="preserve"/>
       </w:r>
       <w:r>
         <w:rPr>
@@ -11828,7 +11828,7 @@
           <w:color w:val="0070C0"/>
           <w:lang w:val="es-MX"/>
         </w:rPr>
-        <w:t xml:space="preserve">[49:08 - 49:14] </w:t>
+        <w:t xml:space="preserve"/>
       </w:r>
       <w:r>
         <w:rPr>
@@ -11883,7 +11883,7 @@
           <w:color w:val="0070C0"/>
           <w:lang w:val="es-MX"/>
         </w:rPr>
-        <w:t xml:space="preserve">[49:14 - 49:18] </w:t>
+        <w:t xml:space="preserve"/>
       </w:r>
       <w:r>
         <w:rPr>
@@ -11938,7 +11938,7 @@
           <w:color w:val="0070C0"/>
           <w:lang w:val="es-MX"/>
         </w:rPr>
-        <w:t xml:space="preserve">[49:20 - 49:29] </w:t>
+        <w:t xml:space="preserve"/>
       </w:r>
       <w:r>
         <w:rPr>
@@ -11963,7 +11963,7 @@
           <w:color w:val="0070C0"/>
           <w:lang w:val="es-MX"/>
         </w:rPr>
-        <w:t xml:space="preserve">[49:29 - 49:39] </w:t>
+        <w:t xml:space="preserve"/>
       </w:r>
       <w:r>
         <w:rPr>
@@ -11988,7 +11988,7 @@
           <w:color w:val="0070C0"/>
           <w:lang w:val="es-MX"/>
         </w:rPr>
-        <w:t xml:space="preserve">[49:39 - 49:50] </w:t>
+        <w:t xml:space="preserve"/>
       </w:r>
       <w:r>
         <w:rPr>
@@ -12013,7 +12013,7 @@
           <w:color w:val="0070C0"/>
           <w:lang w:val="es-MX"/>
         </w:rPr>
-        <w:t xml:space="preserve">[49:52 - 49:53] </w:t>
+        <w:t xml:space="preserve"/>
       </w:r>
       <w:r>
         <w:rPr>
@@ -12038,7 +12038,7 @@
           <w:color w:val="0070C0"/>
           <w:lang w:val="es-MX"/>
         </w:rPr>
-        <w:t xml:space="preserve">[50:03 - 50:10] </w:t>
+        <w:t xml:space="preserve"/>
       </w:r>
       <w:r>
         <w:rPr>
@@ -12093,7 +12093,7 @@
           <w:color w:val="0070C0"/>
           <w:lang w:val="es-MX"/>
         </w:rPr>
-        <w:t xml:space="preserve">[50:11 - 50:14] </w:t>
+        <w:t xml:space="preserve"/>
       </w:r>
       <w:r>
         <w:rPr>
@@ -12149,7 +12149,7 @@
           <w:lang w:val="es-MX"/>
         </w:rPr>
         <w:lastRenderedPageBreak/>
-        <w:t xml:space="preserve">[50:15 - 50:28] </w:t>
+        <w:t xml:space="preserve"/>
       </w:r>
       <w:r>
         <w:rPr>
@@ -12174,7 +12174,7 @@
           <w:color w:val="0070C0"/>
           <w:lang w:val="es-MX"/>
         </w:rPr>
-        <w:t xml:space="preserve">[50:28 - 50:39] </w:t>
+        <w:t xml:space="preserve"/>
       </w:r>
       <w:r>
         <w:rPr>
@@ -12216,7 +12216,7 @@
           <w:color w:val="0070C0"/>
           <w:lang w:val="es-MX"/>
         </w:rPr>
-        <w:t xml:space="preserve">[50:40 - 50:52] </w:t>
+        <w:t xml:space="preserve"/>
       </w:r>
       <w:r>
         <w:rPr>
@@ -12259,7 +12259,7 @@
           <w:color w:val="0070C0"/>
           <w:lang w:val="es-MX"/>
         </w:rPr>
-        <w:t xml:space="preserve">[50:53 - 51:05] </w:t>
+        <w:t xml:space="preserve"/>
       </w:r>
       <w:r>
         <w:rPr>
@@ -12285,7 +12285,7 @@
           <w:color w:val="0070C0"/>
           <w:lang w:val="es-MX"/>
         </w:rPr>
-        <w:t xml:space="preserve">[51:05 - 51:16] </w:t>
+        <w:t xml:space="preserve"/>
       </w:r>
       <w:r>
         <w:rPr>
@@ -12319,7 +12319,7 @@
           <w:color w:val="0070C0"/>
           <w:lang w:val="es-MX"/>
         </w:rPr>
-        <w:t xml:space="preserve">[51:16 - 51:18] </w:t>
+        <w:t xml:space="preserve"/>
       </w:r>
       <w:r>
         <w:rPr>
@@ -12374,7 +12374,7 @@
           <w:color w:val="0070C0"/>
           <w:lang w:val="es-MX"/>
         </w:rPr>
-        <w:t xml:space="preserve">[51:18 - 51:29] </w:t>
+        <w:t xml:space="preserve"/>
       </w:r>
       <w:r>
         <w:rPr>
@@ -12416,7 +12416,7 @@
           <w:color w:val="0070C0"/>
           <w:lang w:val="es-MX"/>
         </w:rPr>
-        <w:t xml:space="preserve">[51:29 - 51:38] </w:t>
+        <w:t xml:space="preserve"/>
       </w:r>
       <w:r>
         <w:rPr>
@@ -12441,7 +12441,7 @@
           <w:color w:val="0070C0"/>
           <w:lang w:val="es-MX"/>
         </w:rPr>
-        <w:t xml:space="preserve">[51:39 - 51:50] </w:t>
+        <w:t xml:space="preserve"/>
       </w:r>
       <w:r>
         <w:rPr>
@@ -12500,7 +12500,7 @@
           <w:color w:val="0070C0"/>
           <w:lang w:val="es-MX"/>
         </w:rPr>
-        <w:t xml:space="preserve">[51:51 - 51:57] </w:t>
+        <w:t xml:space="preserve"/>
       </w:r>
       <w:r>
         <w:rPr>
@@ -12555,7 +12555,7 @@
           <w:color w:val="0070C0"/>
           <w:lang w:val="es-MX"/>
         </w:rPr>
-        <w:t xml:space="preserve">[51:57 - 52:09] </w:t>
+        <w:t xml:space="preserve"/>
       </w:r>
       <w:r>
         <w:rPr>
@@ -12580,7 +12580,7 @@
           <w:color w:val="0070C0"/>
           <w:lang w:val="es-MX"/>
         </w:rPr>
-        <w:t xml:space="preserve">[52:09 - 52:11] </w:t>
+        <w:t xml:space="preserve"/>
       </w:r>
       <w:r>
         <w:rPr>
@@ -12636,7 +12636,7 @@
           <w:color w:val="0070C0"/>
           <w:lang w:val="es-MX"/>
         </w:rPr>
-        <w:t xml:space="preserve">[52:11 - 52:12] </w:t>
+        <w:t xml:space="preserve"/>
       </w:r>
       <w:r>
         <w:rPr>
@@ -12691,7 +12691,7 @@
           <w:color w:val="0070C0"/>
           <w:lang w:val="es-MX"/>
         </w:rPr>
-        <w:t xml:space="preserve">[52:12 - 52:25] </w:t>
+        <w:t xml:space="preserve"/>
       </w:r>
       <w:r>
         <w:rPr>
@@ -12716,7 +12716,7 @@
           <w:color w:val="0070C0"/>
           <w:lang w:val="es-MX"/>
         </w:rPr>
-        <w:t xml:space="preserve">[52:25 - 52:36] </w:t>
+        <w:t xml:space="preserve"/>
       </w:r>
       <w:r>
         <w:rPr>
@@ -12741,7 +12741,7 @@
           <w:color w:val="0070C0"/>
           <w:lang w:val="es-MX"/>
         </w:rPr>
-        <w:t xml:space="preserve">[52:38 - 52:50] </w:t>
+        <w:t xml:space="preserve"/>
       </w:r>
       <w:r>
         <w:rPr>
@@ -12766,7 +12766,7 @@
           <w:color w:val="0070C0"/>
           <w:lang w:val="es-MX"/>
         </w:rPr>
-        <w:t xml:space="preserve">[52:50 - 53:02] </w:t>
+        <w:t xml:space="preserve"/>
       </w:r>
       <w:r>
         <w:rPr>
@@ -12791,7 +12791,7 @@
           <w:color w:val="0070C0"/>
           <w:lang w:val="es-MX"/>
         </w:rPr>
-        <w:t xml:space="preserve">[53:03 - 53:16] </w:t>
+        <w:t xml:space="preserve"/>
       </w:r>
       <w:r>
         <w:rPr>
@@ -12816,7 +12816,7 @@
           <w:color w:val="0070C0"/>
           <w:lang w:val="es-MX"/>
         </w:rPr>
-        <w:t xml:space="preserve">[53:16 - 53:24] </w:t>
+        <w:t xml:space="preserve"/>
       </w:r>
       <w:r>
         <w:rPr>
@@ -12871,7 +12871,7 @@
           <w:color w:val="0070C0"/>
           <w:lang w:val="es-MX"/>
         </w:rPr>
-        <w:t xml:space="preserve">[53:25 - 53:33] </w:t>
+        <w:t xml:space="preserve"/>
       </w:r>
       <w:r>
         <w:rPr>
@@ -12896,32 +12896,32 @@
           <w:color w:val="0070C0"/>
           <w:lang w:val="es-MX"/>
         </w:rPr>
-        <w:t>[5</w:t>
-      </w:r>
-      <w:r>
-        <w:rPr>
-          <w:rFonts w:ascii="Aptos" w:eastAsia="Aptos" w:hAnsi="Aptos" w:cs="Aptos"/>
-          <w:color w:val="000000" w:themeColor="text1"/>
-          <w:lang w:val="es-MX"/>
-        </w:rPr>
-        <w:t>3:33 - 53:44] e ter acolhido a minha crise parental, né? A gente ter pai e mãe velhinho é complicado, mas tudo passa.</w:t>
-      </w:r>
-    </w:p>
-    <w:p>
-      <w:pPr>
-        <w:rPr>
-          <w:rFonts w:ascii="Aptos" w:eastAsia="Aptos" w:hAnsi="Aptos" w:cs="Aptos"/>
-          <w:color w:val="000000" w:themeColor="text1"/>
-          <w:lang w:val="es-MX"/>
-        </w:rPr>
-      </w:pPr>
-      <w:r>
-        <w:rPr>
-          <w:rFonts w:ascii="Aptos" w:eastAsia="Aptos" w:hAnsi="Aptos" w:cs="Aptos"/>
-          <w:color w:val="0070C0"/>
-          <w:lang w:val="es-MX"/>
-        </w:rPr>
-        <w:t xml:space="preserve">[53:45 - 53:55] </w:t>
+        <w:t/>
+      </w:r>
+      <w:r>
+        <w:rPr>
+          <w:rFonts w:ascii="Aptos" w:eastAsia="Aptos" w:hAnsi="Aptos" w:cs="Aptos"/>
+          <w:color w:val="000000" w:themeColor="text1"/>
+          <w:lang w:val="es-MX"/>
+        </w:rPr>
+        <w:t>e ter acolhido a minha crise parental, né? A gente ter pai e mãe velhinho é complicado, mas tudo passa.</w:t>
+      </w:r>
+    </w:p>
+    <w:p>
+      <w:pPr>
+        <w:rPr>
+          <w:rFonts w:ascii="Aptos" w:eastAsia="Aptos" w:hAnsi="Aptos" w:cs="Aptos"/>
+          <w:color w:val="000000" w:themeColor="text1"/>
+          <w:lang w:val="es-MX"/>
+        </w:rPr>
+      </w:pPr>
+      <w:r>
+        <w:rPr>
+          <w:rFonts w:ascii="Aptos" w:eastAsia="Aptos" w:hAnsi="Aptos" w:cs="Aptos"/>
+          <w:color w:val="0070C0"/>
+          <w:lang w:val="es-MX"/>
+        </w:rPr>
+        <w:t xml:space="preserve"/>
       </w:r>
       <w:r>
         <w:rPr>
@@ -12946,7 +12946,7 @@
           <w:color w:val="0070C0"/>
           <w:lang w:val="es-MX"/>
         </w:rPr>
-        <w:t xml:space="preserve">[53:57 - 54:05] </w:t>
+        <w:t xml:space="preserve"/>
       </w:r>
       <w:r>
         <w:rPr>
@@ -13001,7 +13001,7 @@
           <w:color w:val="0070C0"/>
           <w:lang w:val="es-MX"/>
         </w:rPr>
-        <w:t xml:space="preserve">[54:06 - 54:12] </w:t>
+        <w:t xml:space="preserve"/>
       </w:r>
       <w:r>
         <w:rPr>
@@ -13054,7 +13054,7 @@
           <w:color w:val="0070C0"/>
           <w:lang w:val="es-MX"/>
         </w:rPr>
-        <w:t xml:space="preserve">[54:12 - 54:16] </w:t>
+        <w:t xml:space="preserve"/>
       </w:r>
       <w:r>
         <w:rPr>
@@ -13109,7 +13109,7 @@
           <w:color w:val="0070C0"/>
           <w:lang w:val="es-MX"/>
         </w:rPr>
-        <w:t xml:space="preserve">[54:16 - 54:18] </w:t>
+        <w:t xml:space="preserve"/>
       </w:r>
       <w:r>
         <w:rPr>
@@ -13164,7 +13164,7 @@
           <w:color w:val="0070C0"/>
           <w:lang w:val="es-MX"/>
         </w:rPr>
-        <w:t xml:space="preserve">[54:18 - 54:31] </w:t>
+        <w:t xml:space="preserve"/>
       </w:r>
       <w:r>
         <w:rPr>
@@ -13189,7 +13189,7 @@
           <w:color w:val="0070C0"/>
           <w:lang w:val="es-MX"/>
         </w:rPr>
-        <w:t xml:space="preserve">[54:31 - 54:33] </w:t>
+        <w:t xml:space="preserve"/>
       </w:r>
       <w:r>
         <w:rPr>
@@ -13244,7 +13244,7 @@
           <w:color w:val="0070C0"/>
           <w:lang w:val="es-MX"/>
         </w:rPr>
-        <w:t xml:space="preserve">[54:35 - 54:37] </w:t>
+        <w:t xml:space="preserve"/>
       </w:r>
       <w:r>
         <w:rPr>
@@ -13299,7 +13299,7 @@
           <w:color w:val="0070C0"/>
           <w:lang w:val="es-MX"/>
         </w:rPr>
-        <w:t xml:space="preserve">[54:42 - 54:43] </w:t>
+        <w:t xml:space="preserve"/>
       </w:r>
       <w:r>
         <w:rPr>
@@ -13354,7 +13354,7 @@
           <w:color w:val="0070C0"/>
           <w:lang w:val="es-MX"/>
         </w:rPr>
-        <w:t xml:space="preserve">[54:44 - 54:56] </w:t>
+        <w:t xml:space="preserve"/>
       </w:r>
       <w:r>
         <w:rPr>
@@ -13379,7 +13379,7 @@
           <w:color w:val="0070C0"/>
           <w:lang w:val="es-MX"/>
         </w:rPr>
-        <w:t xml:space="preserve">[54:56 - 55:09] </w:t>
+        <w:t xml:space="preserve"/>
       </w:r>
       <w:r>
         <w:rPr>
@@ -13413,7 +13413,7 @@
           <w:color w:val="0070C0"/>
           <w:lang w:val="es-MX"/>
         </w:rPr>
-        <w:t xml:space="preserve">[55:11 - 55:22] </w:t>
+        <w:t xml:space="preserve"/>
       </w:r>
       <w:r>
         <w:rPr>
@@ -13438,7 +13438,7 @@
           <w:color w:val="0070C0"/>
           <w:lang w:val="es-MX"/>
         </w:rPr>
-        <w:t xml:space="preserve">[55:22 - 55:33] </w:t>
+        <w:t xml:space="preserve"/>
       </w:r>
       <w:r>
         <w:rPr>
@@ -13493,15 +13493,15 @@
           <w:color w:val="0070C0"/>
           <w:lang w:val="es-MX"/>
         </w:rPr>
-        <w:t>[5</w:t>
-      </w:r>
-      <w:r>
-        <w:rPr>
-          <w:rFonts w:ascii="Aptos" w:eastAsia="Aptos" w:hAnsi="Aptos" w:cs="Aptos"/>
-          <w:color w:val="000000" w:themeColor="text1"/>
-          <w:lang w:val="es-MX"/>
-        </w:rPr>
-        <w:t>5:34 - 55:38] Ah, legal. Então tá. Então vem me visitar. Tá bom, querida?</w:t>
+        <w:t/>
+      </w:r>
+      <w:r>
+        <w:rPr>
+          <w:rFonts w:ascii="Aptos" w:eastAsia="Aptos" w:hAnsi="Aptos" w:cs="Aptos"/>
+          <w:color w:val="000000" w:themeColor="text1"/>
+          <w:lang w:val="es-MX"/>
+        </w:rPr>
+        <w:t>Ah, legal. Então tá. Então vem me visitar. Tá bom, querida?</w:t>
       </w:r>
     </w:p>
     <w:p>
@@ -13548,7 +13548,7 @@
           <w:color w:val="0070C0"/>
           <w:lang w:val="es-MX"/>
         </w:rPr>
-        <w:t xml:space="preserve">[55:38 - 55:45] </w:t>
+        <w:t xml:space="preserve"/>
       </w:r>
       <w:r>
         <w:rPr>
@@ -13603,7 +13603,7 @@
           <w:color w:val="0070C0"/>
           <w:lang w:val="es-MX"/>
         </w:rPr>
-        <w:t xml:space="preserve">[55:45 - 55:46] </w:t>
+        <w:t xml:space="preserve"/>
       </w:r>
       <w:r>
         <w:rPr>
@@ -13658,7 +13658,7 @@
           <w:color w:val="0070C0"/>
           <w:lang w:val="es-MX"/>
         </w:rPr>
-        <w:t xml:space="preserve">[55:47 - 55:53] </w:t>
+        <w:t xml:space="preserve"/>
       </w:r>
       <w:r>
         <w:rPr>
@@ -13713,7 +13713,7 @@
           <w:color w:val="0070C0"/>
           <w:lang w:val="es-MX"/>
         </w:rPr>
-        <w:t xml:space="preserve">[55:53 - 55:55] </w:t>
+        <w:t xml:space="preserve"/>
       </w:r>
       <w:r>
         <w:rPr>
@@ -13768,7 +13768,7 @@
           <w:color w:val="0070C0"/>
           <w:lang w:val="es-MX"/>
         </w:rPr>
-        <w:t xml:space="preserve">[55:55 - 55:56] </w:t>
+        <w:t xml:space="preserve"/>
       </w:r>
       <w:r>
         <w:rPr>
@@ -13820,7 +13820,7 @@
           <w:rFonts w:ascii="Aptos" w:eastAsia="Aptos" w:hAnsi="Aptos" w:cs="Aptos"/>
           <w:color w:val="0070C0"/>
         </w:rPr>
-        <w:t xml:space="preserve">[55:56 - 56:03] </w:t>
+        <w:t xml:space="preserve"/>
       </w:r>
       <w:r>
         <w:rPr>
